--- a/高级语言程序设计实验报告.docx
+++ b/高级语言程序设计实验报告.docx
@@ -6,31 +6,6 @@
       <w:pPr>
         <w:pStyle w:val="11"/>
         <w:jc w:val="center"/>
-        <w:rPr>
-          <w:rFonts w:ascii="微软雅黑" w:eastAsia="微软雅黑" w:hAnsi="微软雅黑" w:cs="微软雅黑"/>
-          <w:color w:val="3C3C3C"/>
-          <w:sz w:val="56"/>
-          <w:szCs w:val="56"/>
-          <w:shd w:val="clear" w:color="auto" w:fill="FFFFFF"/>
-        </w:rPr>
-      </w:pPr>
-    </w:p>
-    <w:p>
-      <w:pPr>
-        <w:pStyle w:val="11"/>
-        <w:jc w:val="center"/>
-        <w:rPr>
-          <w:rFonts w:ascii="微软雅黑" w:eastAsia="微软雅黑" w:hAnsi="微软雅黑" w:cs="微软雅黑"/>
-          <w:color w:val="3C3C3C"/>
-          <w:sz w:val="56"/>
-          <w:szCs w:val="56"/>
-          <w:shd w:val="clear" w:color="auto" w:fill="FFFFFF"/>
-        </w:rPr>
-      </w:pPr>
-    </w:p>
-    <w:p>
-      <w:pPr>
-        <w:pStyle w:val="11"/>
         <w:rPr>
           <w:rFonts w:ascii="微软雅黑" w:eastAsia="微软雅黑" w:hAnsi="微软雅黑" w:cs="微软雅黑" w:hint="eastAsia"/>
           <w:color w:val="3C3C3C"/>
@@ -45,37 +20,17 @@
         <w:pStyle w:val="11"/>
         <w:jc w:val="center"/>
         <w:rPr>
-          <w:rFonts w:ascii="微软雅黑" w:eastAsia="微软雅黑" w:hAnsi="微软雅黑" w:cs="微软雅黑"/>
-          <w:color w:val="3C3C3C"/>
-          <w:sz w:val="56"/>
-          <w:szCs w:val="56"/>
-          <w:shd w:val="clear" w:color="auto" w:fill="FFFFFF"/>
-        </w:rPr>
-      </w:pPr>
-      <w:r>
-        <w:rPr>
           <w:rFonts w:ascii="微软雅黑" w:eastAsia="微软雅黑" w:hAnsi="微软雅黑" w:cs="微软雅黑" w:hint="eastAsia"/>
           <w:color w:val="3C3C3C"/>
           <w:sz w:val="56"/>
           <w:szCs w:val="56"/>
           <w:shd w:val="clear" w:color="auto" w:fill="FFFFFF"/>
         </w:rPr>
-        <w:t>高级语言程序设计</w:t>
-      </w:r>
+      </w:pPr>
     </w:p>
     <w:p>
       <w:pPr>
         <w:pStyle w:val="11"/>
-        <w:jc w:val="center"/>
-        <w:rPr>
-          <w:rFonts w:ascii="微软雅黑" w:eastAsia="微软雅黑" w:hAnsi="微软雅黑" w:cs="微软雅黑"/>
-          <w:color w:val="3C3C3C"/>
-          <w:sz w:val="56"/>
-          <w:szCs w:val="56"/>
-          <w:shd w:val="clear" w:color="auto" w:fill="FFFFFF"/>
-        </w:rPr>
-      </w:pPr>
-      <w:r>
         <w:rPr>
           <w:rFonts w:ascii="微软雅黑" w:eastAsia="微软雅黑" w:hAnsi="微软雅黑" w:cs="微软雅黑" w:hint="eastAsia"/>
           <w:color w:val="3C3C3C"/>
@@ -83,33 +38,6 @@
           <w:szCs w:val="56"/>
           <w:shd w:val="clear" w:color="auto" w:fill="FFFFFF"/>
         </w:rPr>
-        <w:t>实验报告</w:t>
-      </w:r>
-    </w:p>
-    <w:p>
-      <w:pPr>
-        <w:pStyle w:val="11"/>
-        <w:jc w:val="center"/>
-        <w:rPr>
-          <w:rFonts w:ascii="微软雅黑" w:eastAsia="微软雅黑" w:hAnsi="微软雅黑" w:cs="微软雅黑"/>
-          <w:color w:val="3C3C3C"/>
-          <w:sz w:val="56"/>
-          <w:szCs w:val="56"/>
-          <w:shd w:val="clear" w:color="auto" w:fill="FFFFFF"/>
-        </w:rPr>
-      </w:pPr>
-    </w:p>
-    <w:p>
-      <w:pPr>
-        <w:pStyle w:val="11"/>
-        <w:jc w:val="center"/>
-        <w:rPr>
-          <w:rFonts w:ascii="微软雅黑" w:eastAsia="微软雅黑" w:hAnsi="微软雅黑" w:cs="微软雅黑"/>
-          <w:color w:val="3C3C3C"/>
-          <w:sz w:val="56"/>
-          <w:szCs w:val="56"/>
-          <w:shd w:val="clear" w:color="auto" w:fill="FFFFFF"/>
-        </w:rPr>
       </w:pPr>
     </w:p>
     <w:p>
@@ -124,29 +52,94 @@
           <w:shd w:val="clear" w:color="auto" w:fill="FFFFFF"/>
         </w:rPr>
       </w:pPr>
+      <w:r>
+        <w:rPr>
+          <w:rFonts w:ascii="微软雅黑" w:eastAsia="微软雅黑" w:hAnsi="微软雅黑" w:cs="微软雅黑" w:hint="eastAsia"/>
+          <w:color w:val="3C3C3C"/>
+          <w:sz w:val="56"/>
+          <w:szCs w:val="56"/>
+          <w:shd w:val="clear" w:color="auto" w:fill="FFFFFF"/>
+        </w:rPr>
+        <w:t>高级语言程序设计</w:t>
+      </w:r>
+    </w:p>
+    <w:p>
+      <w:pPr>
+        <w:pStyle w:val="11"/>
+        <w:jc w:val="center"/>
+        <w:rPr>
+          <w:rFonts w:ascii="微软雅黑" w:eastAsia="微软雅黑" w:hAnsi="微软雅黑" w:cs="微软雅黑" w:hint="eastAsia"/>
+          <w:color w:val="3C3C3C"/>
+          <w:sz w:val="56"/>
+          <w:szCs w:val="56"/>
+          <w:shd w:val="clear" w:color="auto" w:fill="FFFFFF"/>
+        </w:rPr>
+      </w:pPr>
+      <w:r>
+        <w:rPr>
+          <w:rFonts w:ascii="微软雅黑" w:eastAsia="微软雅黑" w:hAnsi="微软雅黑" w:cs="微软雅黑" w:hint="eastAsia"/>
+          <w:color w:val="3C3C3C"/>
+          <w:sz w:val="56"/>
+          <w:szCs w:val="56"/>
+          <w:shd w:val="clear" w:color="auto" w:fill="FFFFFF"/>
+        </w:rPr>
+        <w:t>实验报告</w:t>
+      </w:r>
+    </w:p>
+    <w:p>
+      <w:pPr>
+        <w:pStyle w:val="11"/>
+        <w:jc w:val="center"/>
+        <w:rPr>
+          <w:rFonts w:ascii="微软雅黑" w:eastAsia="微软雅黑" w:hAnsi="微软雅黑" w:cs="微软雅黑" w:hint="eastAsia"/>
+          <w:color w:val="3C3C3C"/>
+          <w:sz w:val="56"/>
+          <w:szCs w:val="56"/>
+          <w:shd w:val="clear" w:color="auto" w:fill="FFFFFF"/>
+        </w:rPr>
+      </w:pPr>
+    </w:p>
+    <w:p>
+      <w:pPr>
+        <w:pStyle w:val="11"/>
+        <w:jc w:val="center"/>
+        <w:rPr>
+          <w:rFonts w:ascii="微软雅黑" w:eastAsia="微软雅黑" w:hAnsi="微软雅黑" w:cs="微软雅黑" w:hint="eastAsia"/>
+          <w:color w:val="3C3C3C"/>
+          <w:sz w:val="56"/>
+          <w:szCs w:val="56"/>
+          <w:shd w:val="clear" w:color="auto" w:fill="FFFFFF"/>
+        </w:rPr>
+      </w:pPr>
+    </w:p>
+    <w:p>
+      <w:pPr>
+        <w:pStyle w:val="11"/>
+        <w:jc w:val="center"/>
+        <w:rPr>
+          <w:rFonts w:ascii="微软雅黑" w:eastAsia="微软雅黑" w:hAnsi="微软雅黑" w:cs="微软雅黑" w:hint="eastAsia"/>
+          <w:color w:val="3C3C3C"/>
+          <w:sz w:val="56"/>
+          <w:szCs w:val="56"/>
+          <w:shd w:val="clear" w:color="auto" w:fill="FFFFFF"/>
+        </w:rPr>
+      </w:pPr>
     </w:p>
     <w:p>
       <w:pPr>
         <w:snapToGrid w:val="0"/>
         <w:jc w:val="center"/>
         <w:rPr>
-          <w:rFonts w:ascii="微软雅黑" w:eastAsia="微软雅黑" w:hAnsi="微软雅黑" w:cs="微软雅黑"/>
-          <w:sz w:val="24"/>
-        </w:rPr>
-      </w:pPr>
-      <w:r>
-        <w:rPr>
           <w:rFonts w:ascii="微软雅黑" w:eastAsia="微软雅黑" w:hAnsi="微软雅黑" w:cs="微软雅黑" w:hint="eastAsia"/>
           <w:sz w:val="24"/>
         </w:rPr>
-        <w:t>南开大学 计算机</w:t>
-      </w:r>
+      </w:pPr>
       <w:r>
         <w:rPr>
           <w:rFonts w:ascii="微软雅黑" w:eastAsia="微软雅黑" w:hAnsi="微软雅黑" w:cs="微软雅黑" w:hint="eastAsia"/>
           <w:sz w:val="24"/>
         </w:rPr>
-        <w:t>伯</w:t>
+        <w:t>南开大学 计算机伯</w:t>
       </w:r>
       <w:proofErr w:type="gramStart"/>
       <w:r>
@@ -170,24 +163,17 @@
         <w:snapToGrid w:val="0"/>
         <w:jc w:val="center"/>
         <w:rPr>
-          <w:rFonts w:ascii="微软雅黑" w:eastAsia="微软雅黑" w:hAnsi="微软雅黑" w:cs="微软雅黑"/>
-          <w:sz w:val="24"/>
-        </w:rPr>
-      </w:pPr>
-      <w:bookmarkStart w:id="0" w:name="_Date#327175886"/>
-      <w:r>
-        <w:rPr>
           <w:rFonts w:ascii="微软雅黑" w:eastAsia="微软雅黑" w:hAnsi="微软雅黑" w:cs="微软雅黑" w:hint="eastAsia"/>
           <w:sz w:val="24"/>
         </w:rPr>
-        <w:t>姓名</w:t>
-      </w:r>
+      </w:pPr>
+      <w:bookmarkStart w:id="0" w:name="_Date#327175886"/>
       <w:r>
         <w:rPr>
           <w:rFonts w:ascii="微软雅黑" w:eastAsia="微软雅黑" w:hAnsi="微软雅黑" w:cs="微软雅黑" w:hint="eastAsia"/>
           <w:sz w:val="24"/>
         </w:rPr>
-        <w:t xml:space="preserve"> 何妍希</w:t>
+        <w:t>姓名 何妍希</w:t>
       </w:r>
     </w:p>
     <w:p>
@@ -204,14 +190,40 @@
           <w:rFonts w:ascii="微软雅黑" w:eastAsia="微软雅黑" w:hAnsi="微软雅黑" w:cs="微软雅黑" w:hint="eastAsia"/>
           <w:sz w:val="24"/>
         </w:rPr>
-        <w:t>学号</w:t>
-      </w:r>
-      <w:r>
+        <w:t>学号 2513328</w:t>
+      </w:r>
+    </w:p>
+    <w:p>
+      <w:pPr>
+        <w:snapToGrid w:val="0"/>
+        <w:jc w:val="center"/>
         <w:rPr>
           <w:rFonts w:ascii="微软雅黑" w:eastAsia="微软雅黑" w:hAnsi="微软雅黑" w:cs="微软雅黑" w:hint="eastAsia"/>
           <w:sz w:val="24"/>
         </w:rPr>
-        <w:t xml:space="preserve"> 2513328</w:t>
+      </w:pPr>
+      <w:r>
+        <w:rPr>
+          <w:rFonts w:ascii="微软雅黑" w:eastAsia="微软雅黑" w:hAnsi="微软雅黑" w:cs="微软雅黑" w:hint="eastAsia"/>
+          <w:sz w:val="24"/>
+        </w:rPr>
+        <w:t>班级 计算机科学与技术伯</w:t>
+      </w:r>
+      <w:proofErr w:type="gramStart"/>
+      <w:r>
+        <w:rPr>
+          <w:rFonts w:ascii="微软雅黑" w:eastAsia="微软雅黑" w:hAnsi="微软雅黑" w:cs="微软雅黑" w:hint="eastAsia"/>
+          <w:sz w:val="24"/>
+        </w:rPr>
+        <w:t>苓</w:t>
+      </w:r>
+      <w:proofErr w:type="gramEnd"/>
+      <w:r>
+        <w:rPr>
+          <w:rFonts w:ascii="微软雅黑" w:eastAsia="微软雅黑" w:hAnsi="微软雅黑" w:cs="微软雅黑" w:hint="eastAsia"/>
+          <w:sz w:val="24"/>
+        </w:rPr>
+        <w:t>班</w:t>
       </w:r>
     </w:p>
     <w:p>
@@ -219,8 +231,7 @@
         <w:snapToGrid w:val="0"/>
         <w:jc w:val="center"/>
         <w:rPr>
-          <w:rFonts w:ascii="微软雅黑" w:eastAsia="微软雅黑" w:hAnsi="微软雅黑" w:cs="微软雅黑"/>
-          <w:sz w:val="24"/>
+          <w:rFonts w:ascii="微软雅黑" w:eastAsia="微软雅黑" w:hAnsi="微软雅黑" w:cs="微软雅黑" w:hint="eastAsia"/>
         </w:rPr>
       </w:pPr>
       <w:r>
@@ -228,74 +239,35 @@
           <w:rFonts w:ascii="微软雅黑" w:eastAsia="微软雅黑" w:hAnsi="微软雅黑" w:cs="微软雅黑" w:hint="eastAsia"/>
           <w:sz w:val="24"/>
         </w:rPr>
-        <w:t>班级</w:t>
+        <w:fldChar w:fldCharType="begin"/>
       </w:r>
       <w:r>
         <w:rPr>
           <w:rFonts w:ascii="微软雅黑" w:eastAsia="微软雅黑" w:hAnsi="微软雅黑" w:cs="微软雅黑" w:hint="eastAsia"/>
           <w:sz w:val="24"/>
         </w:rPr>
-        <w:t xml:space="preserve"> 计算机科学与技术伯</w:t>
-      </w:r>
-      <w:proofErr w:type="gramStart"/>
+        <w:instrText>Time \@ "yyyy年M月d日"</w:instrText>
+      </w:r>
       <w:r>
         <w:rPr>
           <w:rFonts w:ascii="微软雅黑" w:eastAsia="微软雅黑" w:hAnsi="微软雅黑" w:cs="微软雅黑" w:hint="eastAsia"/>
           <w:sz w:val="24"/>
         </w:rPr>
-        <w:t>苓</w:t>
-      </w:r>
-      <w:proofErr w:type="gramEnd"/>
+        <w:fldChar w:fldCharType="separate"/>
+      </w:r>
+      <w:r>
+        <w:rPr>
+          <w:rFonts w:ascii="微软雅黑" w:eastAsia="微软雅黑" w:hAnsi="微软雅黑" w:cs="微软雅黑" w:hint="eastAsia"/>
+          <w:noProof/>
+          <w:sz w:val="24"/>
+        </w:rPr>
+        <w:t>2026年5月11日</w:t>
+      </w:r>
       <w:r>
         <w:rPr>
           <w:rFonts w:ascii="微软雅黑" w:eastAsia="微软雅黑" w:hAnsi="微软雅黑" w:cs="微软雅黑" w:hint="eastAsia"/>
           <w:sz w:val="24"/>
         </w:rPr>
-        <w:t>班</w:t>
-      </w:r>
-    </w:p>
-    <w:p>
-      <w:pPr>
-        <w:snapToGrid w:val="0"/>
-        <w:jc w:val="center"/>
-        <w:rPr>
-          <w:rFonts w:ascii="微软雅黑" w:eastAsia="微软雅黑" w:hAnsi="微软雅黑" w:cs="微软雅黑"/>
-        </w:rPr>
-      </w:pPr>
-      <w:r>
-        <w:rPr>
-          <w:rFonts w:ascii="微软雅黑" w:eastAsia="微软雅黑" w:hAnsi="微软雅黑" w:cs="微软雅黑" w:hint="eastAsia"/>
-          <w:sz w:val="24"/>
-        </w:rPr>
-        <w:fldChar w:fldCharType="begin"/>
-      </w:r>
-      <w:r>
-        <w:rPr>
-          <w:rFonts w:ascii="微软雅黑" w:eastAsia="微软雅黑" w:hAnsi="微软雅黑" w:cs="微软雅黑" w:hint="eastAsia"/>
-          <w:sz w:val="24"/>
-        </w:rPr>
-        <w:instrText>Time \@ "yyyy年M月d日"</w:instrText>
-      </w:r>
-      <w:r>
-        <w:rPr>
-          <w:rFonts w:ascii="微软雅黑" w:eastAsia="微软雅黑" w:hAnsi="微软雅黑" w:cs="微软雅黑" w:hint="eastAsia"/>
-          <w:sz w:val="24"/>
-        </w:rPr>
-        <w:fldChar w:fldCharType="separate"/>
-      </w:r>
-      <w:r>
-        <w:rPr>
-          <w:rFonts w:ascii="微软雅黑" w:eastAsia="微软雅黑" w:hAnsi="微软雅黑" w:cs="微软雅黑"/>
-          <w:noProof/>
-          <w:sz w:val="24"/>
-        </w:rPr>
-        <w:t>2026年5月9日</w:t>
-      </w:r>
-      <w:r>
-        <w:rPr>
-          <w:rFonts w:ascii="微软雅黑" w:eastAsia="微软雅黑" w:hAnsi="微软雅黑" w:cs="微软雅黑" w:hint="eastAsia"/>
-          <w:sz w:val="24"/>
-        </w:rPr>
         <w:fldChar w:fldCharType="end"/>
       </w:r>
       <w:bookmarkEnd w:id="0"/>
@@ -305,15 +277,32 @@
         <w:pStyle w:val="11"/>
         <w:jc w:val="center"/>
         <w:rPr>
-          <w:rFonts w:hint="eastAsia"/>
           <w:sz w:val="56"/>
           <w:szCs w:val="56"/>
         </w:rPr>
       </w:pPr>
     </w:p>
-    <w:p/>
-    <w:p/>
-    <w:p/>
+    <w:p>
+      <w:pPr>
+        <w:rPr>
+          <w:rFonts w:hint="eastAsia"/>
+        </w:rPr>
+      </w:pPr>
+    </w:p>
+    <w:p>
+      <w:pPr>
+        <w:rPr>
+          <w:rFonts w:hint="eastAsia"/>
+        </w:rPr>
+      </w:pPr>
+    </w:p>
+    <w:p>
+      <w:pPr>
+        <w:rPr>
+          <w:rFonts w:hint="eastAsia"/>
+        </w:rPr>
+      </w:pPr>
+    </w:p>
     <w:sdt>
       <w:sdtPr>
         <w:rPr>
@@ -833,7 +822,6 @@
               <w:tab w:val="right" w:leader="dot" w:pos="8306"/>
             </w:tabs>
             <w:rPr>
-              <w:rFonts w:hint="eastAsia"/>
               <w:sz w:val="32"/>
               <w:szCs w:val="40"/>
             </w:rPr>
@@ -1078,7 +1066,6 @@
               <w:tab w:val="right" w:leader="dot" w:pos="8306"/>
             </w:tabs>
             <w:rPr>
-              <w:rFonts w:hint="eastAsia"/>
               <w:sz w:val="32"/>
               <w:szCs w:val="40"/>
             </w:rPr>
@@ -1090,15 +1077,7 @@
                 <w:sz w:val="32"/>
                 <w:szCs w:val="44"/>
               </w:rPr>
-              <w:t>六</w:t>
-            </w:r>
-            <w:r>
-              <w:rPr>
-                <w:rFonts w:ascii="宋体" w:hAnsi="宋体" w:cs="宋体" w:hint="eastAsia"/>
-                <w:sz w:val="32"/>
-                <w:szCs w:val="44"/>
-              </w:rPr>
-              <w:t xml:space="preserve">. </w:t>
+              <w:t xml:space="preserve">六. </w:t>
             </w:r>
             <w:r>
               <w:rPr>
@@ -1170,15 +1149,7 @@
                 <w:sz w:val="32"/>
                 <w:szCs w:val="44"/>
               </w:rPr>
-              <w:t>七</w:t>
-            </w:r>
-            <w:r>
-              <w:rPr>
-                <w:rFonts w:ascii="宋体" w:hAnsi="宋体" w:cs="宋体" w:hint="eastAsia"/>
-                <w:sz w:val="32"/>
-                <w:szCs w:val="44"/>
-              </w:rPr>
-              <w:t xml:space="preserve">. </w:t>
+              <w:t xml:space="preserve">七. </w:t>
             </w:r>
             <w:r>
               <w:rPr>
@@ -1306,7 +1277,7 @@
     <w:p>
       <w:pPr>
         <w:rPr>
-          <w:rFonts w:ascii="宋体" w:hAnsi="宋体"/>
+          <w:rFonts w:ascii="宋体" w:hAnsi="宋体" w:hint="eastAsia"/>
           <w:sz w:val="28"/>
           <w:szCs w:val="36"/>
         </w:rPr>
@@ -1323,7 +1294,7 @@
     <w:p>
       <w:pPr>
         <w:rPr>
-          <w:rFonts w:ascii="宋体" w:hAnsi="宋体"/>
+          <w:rFonts w:ascii="宋体" w:hAnsi="宋体" w:hint="eastAsia"/>
           <w:sz w:val="28"/>
           <w:szCs w:val="36"/>
         </w:rPr>
@@ -1356,7 +1327,7 @@
     <w:p>
       <w:pPr>
         <w:rPr>
-          <w:rFonts w:ascii="宋体" w:hAnsi="宋体"/>
+          <w:rFonts w:ascii="宋体" w:hAnsi="宋体" w:hint="eastAsia"/>
           <w:sz w:val="28"/>
           <w:szCs w:val="36"/>
         </w:rPr>
@@ -1373,7 +1344,7 @@
     <w:p>
       <w:pPr>
         <w:rPr>
-          <w:rFonts w:ascii="宋体" w:hAnsi="宋体"/>
+          <w:rFonts w:ascii="宋体" w:hAnsi="宋体" w:hint="eastAsia"/>
           <w:sz w:val="28"/>
           <w:szCs w:val="36"/>
         </w:rPr>
@@ -1438,7 +1409,7 @@
     <w:p>
       <w:pPr>
         <w:rPr>
-          <w:rFonts w:ascii="宋体" w:hAnsi="宋体"/>
+          <w:rFonts w:ascii="宋体" w:hAnsi="宋体" w:hint="eastAsia"/>
           <w:sz w:val="28"/>
           <w:szCs w:val="36"/>
         </w:rPr>
@@ -1479,7 +1450,7 @@
     <w:p>
       <w:pPr>
         <w:rPr>
-          <w:rFonts w:ascii="宋体" w:hAnsi="宋体"/>
+          <w:rFonts w:ascii="宋体" w:hAnsi="宋体" w:hint="eastAsia"/>
           <w:sz w:val="28"/>
           <w:szCs w:val="36"/>
         </w:rPr>
@@ -1538,7 +1509,7 @@
     <w:p>
       <w:pPr>
         <w:rPr>
-          <w:rFonts w:ascii="宋体" w:hAnsi="宋体"/>
+          <w:rFonts w:ascii="宋体" w:hAnsi="宋体" w:hint="eastAsia"/>
           <w:sz w:val="28"/>
           <w:szCs w:val="36"/>
         </w:rPr>
@@ -1603,7 +1574,7 @@
     <w:p>
       <w:pPr>
         <w:rPr>
-          <w:rFonts w:ascii="宋体" w:hAnsi="宋体"/>
+          <w:rFonts w:ascii="宋体" w:hAnsi="宋体" w:hint="eastAsia"/>
           <w:sz w:val="28"/>
           <w:szCs w:val="36"/>
         </w:rPr>
@@ -1620,7 +1591,7 @@
     <w:p>
       <w:pPr>
         <w:rPr>
-          <w:rFonts w:ascii="宋体" w:hAnsi="宋体"/>
+          <w:rFonts w:ascii="宋体" w:hAnsi="宋体" w:hint="eastAsia"/>
           <w:sz w:val="28"/>
           <w:szCs w:val="36"/>
         </w:rPr>
@@ -1636,16 +1607,20 @@
     </w:p>
     <w:p>
       <w:pPr>
-        <w:numPr>
-          <w:ilvl w:val="0"/>
-          <w:numId w:val="2"/>
-        </w:numPr>
-        <w:rPr>
-          <w:rFonts w:ascii="宋体" w:hAnsi="宋体"/>
-          <w:sz w:val="28"/>
-          <w:szCs w:val="36"/>
-        </w:rPr>
-      </w:pPr>
+        <w:rPr>
+          <w:rFonts w:ascii="宋体" w:hAnsi="宋体" w:hint="eastAsia"/>
+          <w:sz w:val="28"/>
+          <w:szCs w:val="36"/>
+        </w:rPr>
+      </w:pPr>
+      <w:r>
+        <w:rPr>
+          <w:rFonts w:ascii="宋体" w:hAnsi="宋体" w:hint="eastAsia"/>
+          <w:sz w:val="28"/>
+          <w:szCs w:val="36"/>
+        </w:rPr>
+        <w:t xml:space="preserve">1. </w:t>
+      </w:r>
       <w:r>
         <w:rPr>
           <w:rFonts w:ascii="宋体" w:hAnsi="宋体"/>
@@ -1657,16 +1632,20 @@
     </w:p>
     <w:p>
       <w:pPr>
-        <w:numPr>
-          <w:ilvl w:val="0"/>
-          <w:numId w:val="2"/>
-        </w:numPr>
-        <w:rPr>
-          <w:rFonts w:ascii="宋体" w:hAnsi="宋体"/>
-          <w:sz w:val="28"/>
-          <w:szCs w:val="36"/>
-        </w:rPr>
-      </w:pPr>
+        <w:rPr>
+          <w:rFonts w:ascii="宋体" w:hAnsi="宋体" w:hint="eastAsia"/>
+          <w:sz w:val="28"/>
+          <w:szCs w:val="36"/>
+        </w:rPr>
+      </w:pPr>
+      <w:r>
+        <w:rPr>
+          <w:rFonts w:ascii="宋体" w:hAnsi="宋体" w:hint="eastAsia"/>
+          <w:sz w:val="28"/>
+          <w:szCs w:val="36"/>
+        </w:rPr>
+        <w:t xml:space="preserve">2. </w:t>
+      </w:r>
       <w:r>
         <w:rPr>
           <w:rFonts w:ascii="宋体" w:hAnsi="宋体"/>
@@ -1678,16 +1657,20 @@
     </w:p>
     <w:p>
       <w:pPr>
-        <w:numPr>
-          <w:ilvl w:val="0"/>
-          <w:numId w:val="2"/>
-        </w:numPr>
-        <w:rPr>
-          <w:rFonts w:ascii="宋体" w:hAnsi="宋体"/>
-          <w:sz w:val="28"/>
-          <w:szCs w:val="36"/>
-        </w:rPr>
-      </w:pPr>
+        <w:rPr>
+          <w:rFonts w:ascii="宋体" w:hAnsi="宋体" w:hint="eastAsia"/>
+          <w:sz w:val="28"/>
+          <w:szCs w:val="36"/>
+        </w:rPr>
+      </w:pPr>
+      <w:r>
+        <w:rPr>
+          <w:rFonts w:ascii="宋体" w:hAnsi="宋体" w:hint="eastAsia"/>
+          <w:sz w:val="28"/>
+          <w:szCs w:val="36"/>
+        </w:rPr>
+        <w:t xml:space="preserve">3. </w:t>
+      </w:r>
       <w:r>
         <w:rPr>
           <w:rFonts w:ascii="宋体" w:hAnsi="宋体"/>
@@ -1717,16 +1700,20 @@
     </w:p>
     <w:p>
       <w:pPr>
-        <w:numPr>
-          <w:ilvl w:val="0"/>
-          <w:numId w:val="2"/>
-        </w:numPr>
-        <w:rPr>
-          <w:rFonts w:ascii="宋体" w:hAnsi="宋体"/>
-          <w:sz w:val="28"/>
-          <w:szCs w:val="36"/>
-        </w:rPr>
-      </w:pPr>
+        <w:rPr>
+          <w:rFonts w:ascii="宋体" w:hAnsi="宋体" w:hint="eastAsia"/>
+          <w:sz w:val="28"/>
+          <w:szCs w:val="36"/>
+        </w:rPr>
+      </w:pPr>
+      <w:r>
+        <w:rPr>
+          <w:rFonts w:ascii="宋体" w:hAnsi="宋体" w:hint="eastAsia"/>
+          <w:sz w:val="28"/>
+          <w:szCs w:val="36"/>
+        </w:rPr>
+        <w:t xml:space="preserve">4. </w:t>
+      </w:r>
       <w:r>
         <w:rPr>
           <w:rFonts w:ascii="宋体" w:hAnsi="宋体"/>
@@ -1755,7 +1742,7 @@
     <w:p>
       <w:pPr>
         <w:rPr>
-          <w:rFonts w:ascii="宋体" w:hAnsi="宋体"/>
+          <w:rFonts w:ascii="宋体" w:hAnsi="宋体" w:hint="eastAsia"/>
           <w:sz w:val="28"/>
           <w:szCs w:val="36"/>
         </w:rPr>
@@ -1772,14 +1759,55 @@
     <w:p>
       <w:pPr>
         <w:rPr>
-          <w:rFonts w:ascii="宋体" w:hAnsi="宋体"/>
-          <w:sz w:val="28"/>
-          <w:szCs w:val="36"/>
-        </w:rPr>
-      </w:pPr>
-      <w:r>
-        <w:rPr>
-          <w:rFonts w:ascii="宋体" w:hAnsi="宋体"/>
+          <w:rFonts w:ascii="宋体" w:hAnsi="宋体" w:hint="eastAsia"/>
+          <w:sz w:val="28"/>
+          <w:szCs w:val="36"/>
+        </w:rPr>
+      </w:pPr>
+      <w:r>
+        <w:rPr>
+          <w:rFonts w:ascii="宋体" w:hAnsi="宋体" w:hint="eastAsia"/>
+          <w:sz w:val="28"/>
+          <w:szCs w:val="36"/>
+        </w:rPr>
+        <w:t>（</w:t>
+      </w:r>
+      <w:r>
+        <w:rPr>
+          <w:rFonts w:ascii="宋体" w:hAnsi="宋体" w:hint="eastAsia"/>
+          <w:sz w:val="28"/>
+          <w:szCs w:val="36"/>
+        </w:rPr>
+        <w:t>1</w:t>
+      </w:r>
+      <w:r>
+        <w:rPr>
+          <w:rFonts w:ascii="宋体" w:hAnsi="宋体" w:hint="eastAsia"/>
+          <w:sz w:val="28"/>
+          <w:szCs w:val="36"/>
+        </w:rPr>
+        <w:t>）</w:t>
+      </w:r>
+      <w:r>
+        <w:rPr>
+          <w:rFonts w:ascii="宋体" w:hAnsi="宋体"/>
+          <w:sz w:val="28"/>
+          <w:szCs w:val="36"/>
+        </w:rPr>
+        <w:t>整体流程</w:t>
+      </w:r>
+    </w:p>
+    <w:p>
+      <w:pPr>
+        <w:rPr>
+          <w:rFonts w:ascii="宋体" w:hAnsi="宋体" w:hint="eastAsia"/>
+          <w:sz w:val="28"/>
+          <w:szCs w:val="36"/>
+        </w:rPr>
+      </w:pPr>
+      <w:r>
+        <w:rPr>
+          <w:rFonts w:ascii="宋体" w:hAnsi="宋体" w:hint="eastAsia"/>
           <w:sz w:val="28"/>
           <w:szCs w:val="36"/>
         </w:rPr>
@@ -1791,173 +1819,110 @@
           <w:sz w:val="28"/>
           <w:szCs w:val="36"/>
         </w:rPr>
-        <w:t>整体流程</w:t>
-      </w:r>
-    </w:p>
-    <w:p>
-      <w:pPr>
-        <w:numPr>
-          <w:ilvl w:val="0"/>
-          <w:numId w:val="3"/>
-        </w:numPr>
-        <w:rPr>
-          <w:rFonts w:ascii="宋体" w:hAnsi="宋体"/>
-          <w:sz w:val="28"/>
-          <w:szCs w:val="36"/>
-        </w:rPr>
-      </w:pPr>
-      <w:r>
-        <w:rPr>
-          <w:rFonts w:ascii="宋体" w:hAnsi="宋体"/>
-          <w:b/>
-          <w:bCs/>
-          <w:sz w:val="28"/>
-          <w:szCs w:val="36"/>
-        </w:rPr>
-        <w:t>需求分析</w:t>
-      </w:r>
-      <w:r>
-        <w:rPr>
-          <w:rFonts w:ascii="宋体" w:hAnsi="宋体"/>
-          <w:sz w:val="28"/>
-          <w:szCs w:val="36"/>
-        </w:rPr>
-        <w:t>：明确用户对换装、贴纸、拍照的核心需求，确定项目功能边界；</w:t>
-      </w:r>
-    </w:p>
-    <w:p>
-      <w:pPr>
-        <w:numPr>
-          <w:ilvl w:val="0"/>
-          <w:numId w:val="3"/>
-        </w:numPr>
-        <w:rPr>
-          <w:rFonts w:ascii="宋体" w:hAnsi="宋体"/>
-          <w:sz w:val="28"/>
-          <w:szCs w:val="36"/>
-        </w:rPr>
-      </w:pPr>
-      <w:r>
-        <w:rPr>
-          <w:rFonts w:ascii="宋体" w:hAnsi="宋体"/>
-          <w:b/>
-          <w:bCs/>
-          <w:sz w:val="28"/>
-          <w:szCs w:val="36"/>
-        </w:rPr>
         <w:t xml:space="preserve">UI </w:t>
       </w:r>
       <w:r>
         <w:rPr>
           <w:rFonts w:ascii="宋体" w:hAnsi="宋体"/>
-          <w:b/>
-          <w:bCs/>
-          <w:sz w:val="28"/>
-          <w:szCs w:val="36"/>
-        </w:rPr>
-        <w:t>设计</w:t>
-      </w:r>
-      <w:r>
-        <w:rPr>
-          <w:rFonts w:ascii="宋体" w:hAnsi="宋体"/>
-          <w:sz w:val="28"/>
-          <w:szCs w:val="36"/>
-        </w:rPr>
-        <w:t>：采用少女风粉色主题，设计开屏界面、换装衣柜、拍照画布三大模块；</w:t>
-      </w:r>
-    </w:p>
-    <w:p>
-      <w:pPr>
-        <w:numPr>
-          <w:ilvl w:val="0"/>
-          <w:numId w:val="3"/>
-        </w:numPr>
-        <w:rPr>
-          <w:rFonts w:ascii="宋体" w:hAnsi="宋体"/>
-          <w:sz w:val="28"/>
-          <w:szCs w:val="36"/>
-        </w:rPr>
-      </w:pPr>
-      <w:r>
-        <w:rPr>
-          <w:rFonts w:ascii="宋体" w:hAnsi="宋体"/>
-          <w:b/>
-          <w:bCs/>
+          <w:sz w:val="28"/>
+          <w:szCs w:val="36"/>
+        </w:rPr>
+        <w:t>设计：采用</w:t>
+      </w:r>
+      <w:r>
+        <w:rPr>
+          <w:rFonts w:ascii="宋体" w:hAnsi="宋体" w:hint="eastAsia"/>
+          <w:sz w:val="28"/>
+          <w:szCs w:val="36"/>
+        </w:rPr>
+        <w:t>可爱</w:t>
+      </w:r>
+      <w:r>
+        <w:rPr>
+          <w:rFonts w:ascii="宋体" w:hAnsi="宋体"/>
+          <w:sz w:val="28"/>
+          <w:szCs w:val="36"/>
+        </w:rPr>
+        <w:t>风粉色主题，设计开屏界面、换装衣柜、拍照画布三大模块；</w:t>
+      </w:r>
+    </w:p>
+    <w:p>
+      <w:pPr>
+        <w:rPr>
+          <w:rFonts w:ascii="宋体" w:hAnsi="宋体" w:hint="eastAsia"/>
+          <w:sz w:val="28"/>
+          <w:szCs w:val="36"/>
+        </w:rPr>
+      </w:pPr>
+      <w:r>
+        <w:rPr>
+          <w:rFonts w:ascii="宋体" w:hAnsi="宋体" w:hint="eastAsia"/>
+          <w:sz w:val="28"/>
+          <w:szCs w:val="36"/>
+        </w:rPr>
+        <w:t xml:space="preserve">2. </w:t>
+      </w:r>
+      <w:r>
+        <w:rPr>
+          <w:rFonts w:ascii="宋体" w:hAnsi="宋体"/>
+          <w:sz w:val="28"/>
+          <w:szCs w:val="36"/>
+        </w:rPr>
+        <w:t>功能实现：</w:t>
+      </w:r>
+    </w:p>
+    <w:p>
+      <w:pPr>
+        <w:ind w:firstLine="300"/>
+        <w:rPr>
+          <w:rFonts w:ascii="宋体" w:hAnsi="宋体" w:hint="eastAsia"/>
+          <w:sz w:val="28"/>
+          <w:szCs w:val="36"/>
+        </w:rPr>
+      </w:pPr>
+      <w:r>
+        <w:rPr>
+          <w:rFonts w:ascii="宋体" w:hAnsi="宋体"/>
+          <w:sz w:val="28"/>
+          <w:szCs w:val="36"/>
+        </w:rPr>
+        <w:t>换装逻辑：通过按钮点击切换人物部件图片；</w:t>
+      </w:r>
+    </w:p>
+    <w:p>
+      <w:pPr>
+        <w:ind w:firstLineChars="100" w:firstLine="280"/>
+        <w:rPr>
+          <w:rFonts w:ascii="宋体" w:hAnsi="宋体" w:hint="eastAsia"/>
+          <w:sz w:val="28"/>
+          <w:szCs w:val="36"/>
+        </w:rPr>
+      </w:pPr>
+      <w:r>
+        <w:rPr>
+          <w:rFonts w:ascii="宋体" w:hAnsi="宋体"/>
+          <w:sz w:val="28"/>
+          <w:szCs w:val="36"/>
+        </w:rPr>
+        <w:t>贴纸功能：通过事件过滤器实现贴纸双击添加、拖动调整；</w:t>
+      </w:r>
+    </w:p>
+    <w:p>
+      <w:pPr>
+        <w:ind w:firstLineChars="100" w:firstLine="280"/>
+        <w:rPr>
+          <w:rFonts w:ascii="宋体" w:hAnsi="宋体" w:hint="eastAsia"/>
+          <w:sz w:val="28"/>
+          <w:szCs w:val="36"/>
+        </w:rPr>
+      </w:pPr>
+      <w:r>
+        <w:rPr>
+          <w:rFonts w:ascii="宋体" w:hAnsi="宋体"/>
           <w:sz w:val="28"/>
           <w:szCs w:val="36"/>
         </w:rPr>
         <w:lastRenderedPageBreak/>
-        <w:t>功能实现</w:t>
-      </w:r>
-      <w:r>
-        <w:rPr>
-          <w:rFonts w:ascii="宋体" w:hAnsi="宋体"/>
-          <w:sz w:val="28"/>
-          <w:szCs w:val="36"/>
-        </w:rPr>
-        <w:t>：</w:t>
-      </w:r>
-    </w:p>
-    <w:p>
-      <w:pPr>
-        <w:numPr>
-          <w:ilvl w:val="1"/>
-          <w:numId w:val="3"/>
-        </w:numPr>
-        <w:rPr>
-          <w:rFonts w:ascii="宋体" w:hAnsi="宋体"/>
-          <w:sz w:val="28"/>
-          <w:szCs w:val="36"/>
-        </w:rPr>
-      </w:pPr>
-      <w:r>
-        <w:rPr>
-          <w:rFonts w:ascii="宋体" w:hAnsi="宋体"/>
-          <w:sz w:val="28"/>
-          <w:szCs w:val="36"/>
-        </w:rPr>
-        <w:t>换装逻辑：通过按钮点击切换人物部件图片；</w:t>
-      </w:r>
-    </w:p>
-    <w:p>
-      <w:pPr>
-        <w:numPr>
-          <w:ilvl w:val="1"/>
-          <w:numId w:val="3"/>
-        </w:numPr>
-        <w:rPr>
-          <w:rFonts w:ascii="宋体" w:hAnsi="宋体"/>
-          <w:sz w:val="28"/>
-          <w:szCs w:val="36"/>
-        </w:rPr>
-      </w:pPr>
-      <w:r>
-        <w:rPr>
-          <w:rFonts w:ascii="宋体" w:hAnsi="宋体"/>
-          <w:sz w:val="28"/>
-          <w:szCs w:val="36"/>
-        </w:rPr>
-        <w:t>贴纸功能：通过事件过滤器实现贴纸双击添加、拖动调整；</w:t>
-      </w:r>
-    </w:p>
-    <w:p>
-      <w:pPr>
-        <w:numPr>
-          <w:ilvl w:val="1"/>
-          <w:numId w:val="3"/>
-        </w:numPr>
-        <w:rPr>
-          <w:rFonts w:ascii="宋体" w:hAnsi="宋体"/>
-          <w:sz w:val="28"/>
-          <w:szCs w:val="36"/>
-        </w:rPr>
-      </w:pPr>
-      <w:r>
-        <w:rPr>
-          <w:rFonts w:ascii="宋体" w:hAnsi="宋体"/>
-          <w:sz w:val="28"/>
-          <w:szCs w:val="36"/>
-        </w:rPr>
         <w:t>拍照功能：通过</w:t>
       </w:r>
       <w:proofErr w:type="spellStart"/>
@@ -1989,64 +1954,68 @@
     </w:p>
     <w:p>
       <w:pPr>
-        <w:numPr>
-          <w:ilvl w:val="0"/>
-          <w:numId w:val="3"/>
-        </w:numPr>
-        <w:rPr>
-          <w:rFonts w:ascii="宋体" w:hAnsi="宋体"/>
-          <w:sz w:val="28"/>
-          <w:szCs w:val="36"/>
-        </w:rPr>
-      </w:pPr>
-      <w:r>
-        <w:rPr>
-          <w:rFonts w:ascii="宋体" w:hAnsi="宋体"/>
-          <w:b/>
-          <w:bCs/>
-          <w:sz w:val="28"/>
-          <w:szCs w:val="36"/>
-        </w:rPr>
-        <w:t>调试优化</w:t>
-      </w:r>
-      <w:r>
-        <w:rPr>
-          <w:rFonts w:ascii="宋体" w:hAnsi="宋体"/>
-          <w:sz w:val="28"/>
-          <w:szCs w:val="36"/>
-        </w:rPr>
-        <w:t>：解决贴纸层级、标签位置、拍照保存等问题，优化用户体验；</w:t>
-      </w:r>
-    </w:p>
-    <w:p>
-      <w:pPr>
-        <w:numPr>
-          <w:ilvl w:val="0"/>
-          <w:numId w:val="3"/>
-        </w:numPr>
-        <w:rPr>
-          <w:rFonts w:ascii="宋体" w:hAnsi="宋体"/>
-          <w:sz w:val="28"/>
-          <w:szCs w:val="36"/>
-        </w:rPr>
-      </w:pPr>
-      <w:r>
-        <w:rPr>
-          <w:rFonts w:ascii="宋体" w:hAnsi="宋体"/>
-          <w:b/>
-          <w:bCs/>
-          <w:sz w:val="28"/>
-          <w:szCs w:val="36"/>
-        </w:rPr>
-        <w:t>版本控制</w:t>
-      </w:r>
-      <w:r>
-        <w:rPr>
-          <w:rFonts w:ascii="宋体" w:hAnsi="宋体"/>
-          <w:sz w:val="28"/>
-          <w:szCs w:val="36"/>
-        </w:rPr>
-        <w:t>：将完整项目上传至</w:t>
+        <w:rPr>
+          <w:rFonts w:ascii="宋体" w:hAnsi="宋体" w:hint="eastAsia"/>
+          <w:sz w:val="28"/>
+          <w:szCs w:val="36"/>
+        </w:rPr>
+      </w:pPr>
+      <w:r>
+        <w:rPr>
+          <w:rFonts w:ascii="宋体" w:hAnsi="宋体" w:hint="eastAsia"/>
+          <w:sz w:val="28"/>
+          <w:szCs w:val="36"/>
+        </w:rPr>
+        <w:t xml:space="preserve">3. </w:t>
+      </w:r>
+      <w:r>
+        <w:rPr>
+          <w:rFonts w:ascii="宋体" w:hAnsi="宋体"/>
+          <w:sz w:val="28"/>
+          <w:szCs w:val="36"/>
+        </w:rPr>
+        <w:t>调试优化：解决贴纸层级、标签</w:t>
+      </w:r>
+      <w:r>
+        <w:rPr>
+          <w:rFonts w:ascii="宋体" w:hAnsi="宋体" w:hint="eastAsia"/>
+          <w:sz w:val="28"/>
+          <w:szCs w:val="36"/>
+        </w:rPr>
+        <w:t>定位问题</w:t>
+      </w:r>
+      <w:r>
+        <w:rPr>
+          <w:rFonts w:ascii="宋体" w:hAnsi="宋体"/>
+          <w:sz w:val="28"/>
+          <w:szCs w:val="36"/>
+        </w:rPr>
+        <w:t>、拍照保存等问题，优化用户体验；</w:t>
+      </w:r>
+    </w:p>
+    <w:p>
+      <w:pPr>
+        <w:rPr>
+          <w:rFonts w:ascii="宋体" w:hAnsi="宋体" w:hint="eastAsia"/>
+          <w:sz w:val="28"/>
+          <w:szCs w:val="36"/>
+        </w:rPr>
+      </w:pPr>
+      <w:r>
+        <w:rPr>
+          <w:rFonts w:ascii="宋体" w:hAnsi="宋体" w:hint="eastAsia"/>
+          <w:sz w:val="28"/>
+          <w:szCs w:val="36"/>
+        </w:rPr>
+        <w:t xml:space="preserve">4. </w:t>
+      </w:r>
+      <w:r>
+        <w:rPr>
+          <w:rFonts w:ascii="宋体" w:hAnsi="宋体"/>
+          <w:sz w:val="28"/>
+          <w:szCs w:val="36"/>
+        </w:rPr>
+        <w:t>版本控制：将完整项目上传至</w:t>
       </w:r>
       <w:r>
         <w:rPr>
@@ -2086,14 +2055,593 @@
     <w:p>
       <w:pPr>
         <w:rPr>
-          <w:rFonts w:ascii="宋体" w:hAnsi="宋体"/>
-          <w:sz w:val="28"/>
-          <w:szCs w:val="36"/>
-        </w:rPr>
-      </w:pPr>
-      <w:r>
-        <w:rPr>
-          <w:rFonts w:ascii="宋体" w:hAnsi="宋体"/>
+          <w:rFonts w:ascii="宋体" w:hAnsi="宋体" w:hint="eastAsia"/>
+          <w:sz w:val="28"/>
+          <w:szCs w:val="36"/>
+        </w:rPr>
+      </w:pPr>
+      <w:r>
+        <w:rPr>
+          <w:rFonts w:ascii="宋体" w:hAnsi="宋体" w:hint="eastAsia"/>
+          <w:sz w:val="28"/>
+          <w:szCs w:val="36"/>
+        </w:rPr>
+        <w:t>（</w:t>
+      </w:r>
+      <w:r>
+        <w:rPr>
+          <w:rFonts w:ascii="宋体" w:hAnsi="宋体" w:hint="eastAsia"/>
+          <w:sz w:val="28"/>
+          <w:szCs w:val="36"/>
+        </w:rPr>
+        <w:t>2</w:t>
+      </w:r>
+      <w:r>
+        <w:rPr>
+          <w:rFonts w:ascii="宋体" w:hAnsi="宋体" w:hint="eastAsia"/>
+          <w:sz w:val="28"/>
+          <w:szCs w:val="36"/>
+        </w:rPr>
+        <w:t>）</w:t>
+      </w:r>
+      <w:r>
+        <w:rPr>
+          <w:rFonts w:ascii="宋体" w:hAnsi="宋体"/>
+          <w:sz w:val="28"/>
+          <w:szCs w:val="36"/>
+        </w:rPr>
+        <w:t>核心技术与实现逻辑</w:t>
+      </w:r>
+    </w:p>
+    <w:p>
+      <w:pPr>
+        <w:rPr>
+          <w:rFonts w:ascii="宋体" w:hAnsi="宋体" w:hint="eastAsia"/>
+          <w:sz w:val="28"/>
+          <w:szCs w:val="36"/>
+        </w:rPr>
+      </w:pPr>
+      <w:r>
+        <w:rPr>
+          <w:rFonts w:ascii="宋体" w:hAnsi="宋体"/>
+          <w:sz w:val="28"/>
+          <w:szCs w:val="36"/>
+        </w:rPr>
+        <w:t>本项目未涉及复杂算法，核心依赖</w:t>
+      </w:r>
+      <w:r>
+        <w:rPr>
+          <w:rFonts w:ascii="宋体" w:hAnsi="宋体"/>
+          <w:sz w:val="28"/>
+          <w:szCs w:val="36"/>
+        </w:rPr>
+        <w:t xml:space="preserve"> Qt </w:t>
+      </w:r>
+      <w:r>
+        <w:rPr>
+          <w:rFonts w:ascii="宋体" w:hAnsi="宋体"/>
+          <w:sz w:val="28"/>
+          <w:szCs w:val="36"/>
+        </w:rPr>
+        <w:t>框架的基础机制实现功能：</w:t>
+      </w:r>
+    </w:p>
+    <w:p>
+      <w:pPr>
+        <w:rPr>
+          <w:rFonts w:ascii="宋体" w:hAnsi="宋体" w:hint="eastAsia"/>
+          <w:sz w:val="28"/>
+          <w:szCs w:val="36"/>
+        </w:rPr>
+      </w:pPr>
+      <w:r>
+        <w:rPr>
+          <w:rFonts w:ascii="宋体" w:hAnsi="宋体" w:hint="eastAsia"/>
+          <w:sz w:val="28"/>
+          <w:szCs w:val="36"/>
+        </w:rPr>
+        <w:t>·</w:t>
+      </w:r>
+      <w:r>
+        <w:rPr>
+          <w:rFonts w:ascii="宋体" w:hAnsi="宋体" w:hint="eastAsia"/>
+          <w:sz w:val="28"/>
+          <w:szCs w:val="36"/>
+        </w:rPr>
+        <w:t xml:space="preserve"> </w:t>
+      </w:r>
+      <w:r>
+        <w:rPr>
+          <w:rFonts w:ascii="宋体" w:hAnsi="宋体"/>
+          <w:sz w:val="28"/>
+          <w:szCs w:val="36"/>
+        </w:rPr>
+        <w:t>信号槽机制：实现换装按钮、拍照按钮的点击事件响应；</w:t>
+      </w:r>
+    </w:p>
+    <w:p>
+      <w:pPr>
+        <w:rPr>
+          <w:rFonts w:ascii="宋体" w:hAnsi="宋体" w:hint="eastAsia"/>
+          <w:sz w:val="28"/>
+          <w:szCs w:val="36"/>
+        </w:rPr>
+      </w:pPr>
+      <w:r>
+        <w:rPr>
+          <w:rFonts w:ascii="宋体" w:hAnsi="宋体" w:hint="eastAsia"/>
+          <w:sz w:val="28"/>
+          <w:szCs w:val="36"/>
+        </w:rPr>
+        <w:t>·</w:t>
+      </w:r>
+      <w:r>
+        <w:rPr>
+          <w:rFonts w:ascii="宋体" w:hAnsi="宋体" w:hint="eastAsia"/>
+          <w:sz w:val="28"/>
+          <w:szCs w:val="36"/>
+        </w:rPr>
+        <w:t xml:space="preserve"> </w:t>
+      </w:r>
+      <w:r>
+        <w:rPr>
+          <w:rFonts w:ascii="宋体" w:hAnsi="宋体"/>
+          <w:sz w:val="28"/>
+          <w:szCs w:val="36"/>
+        </w:rPr>
+        <w:t>事件过滤器：重写</w:t>
+      </w:r>
+      <w:proofErr w:type="spellStart"/>
+      <w:r>
+        <w:rPr>
+          <w:rFonts w:ascii="宋体" w:hAnsi="宋体"/>
+          <w:sz w:val="28"/>
+          <w:szCs w:val="36"/>
+        </w:rPr>
+        <w:t>eventFilter</w:t>
+      </w:r>
+      <w:proofErr w:type="spellEnd"/>
+      <w:r>
+        <w:rPr>
+          <w:rFonts w:ascii="宋体" w:hAnsi="宋体"/>
+          <w:sz w:val="28"/>
+          <w:szCs w:val="36"/>
+        </w:rPr>
+        <w:t>()</w:t>
+      </w:r>
+      <w:r>
+        <w:rPr>
+          <w:rFonts w:ascii="宋体" w:hAnsi="宋体"/>
+          <w:sz w:val="28"/>
+          <w:szCs w:val="36"/>
+        </w:rPr>
+        <w:t>函数，实现贴纸的双击添加与拖动逻辑；</w:t>
+      </w:r>
+    </w:p>
+    <w:p>
+      <w:pPr>
+        <w:rPr>
+          <w:rFonts w:ascii="宋体" w:hAnsi="宋体" w:hint="eastAsia"/>
+          <w:sz w:val="28"/>
+          <w:szCs w:val="36"/>
+        </w:rPr>
+      </w:pPr>
+      <w:r>
+        <w:rPr>
+          <w:rFonts w:ascii="宋体" w:hAnsi="宋体" w:hint="eastAsia"/>
+          <w:sz w:val="28"/>
+          <w:szCs w:val="36"/>
+        </w:rPr>
+        <w:t>·</w:t>
+      </w:r>
+      <w:r>
+        <w:rPr>
+          <w:rFonts w:ascii="宋体" w:hAnsi="宋体" w:hint="eastAsia"/>
+          <w:sz w:val="28"/>
+          <w:szCs w:val="36"/>
+        </w:rPr>
+        <w:t xml:space="preserve"> </w:t>
+      </w:r>
+      <w:r>
+        <w:rPr>
+          <w:rFonts w:ascii="宋体" w:hAnsi="宋体"/>
+          <w:sz w:val="28"/>
+          <w:szCs w:val="36"/>
+        </w:rPr>
+        <w:t>图像处理：使用</w:t>
+      </w:r>
+      <w:proofErr w:type="spellStart"/>
+      <w:r>
+        <w:rPr>
+          <w:rFonts w:ascii="宋体" w:hAnsi="宋体"/>
+          <w:sz w:val="28"/>
+          <w:szCs w:val="36"/>
+        </w:rPr>
+        <w:t>QPixmap</w:t>
+      </w:r>
+      <w:proofErr w:type="spellEnd"/>
+      <w:r>
+        <w:rPr>
+          <w:rFonts w:ascii="宋体" w:hAnsi="宋体"/>
+          <w:sz w:val="28"/>
+          <w:szCs w:val="36"/>
+        </w:rPr>
+        <w:t>实现图片加载、缩放、截取与本地保存；</w:t>
+      </w:r>
+    </w:p>
+    <w:p>
+      <w:pPr>
+        <w:rPr>
+          <w:rFonts w:ascii="宋体" w:hAnsi="宋体" w:hint="eastAsia"/>
+          <w:sz w:val="28"/>
+          <w:szCs w:val="36"/>
+        </w:rPr>
+      </w:pPr>
+      <w:r>
+        <w:rPr>
+          <w:rFonts w:ascii="宋体" w:hAnsi="宋体" w:hint="eastAsia"/>
+          <w:sz w:val="28"/>
+          <w:szCs w:val="36"/>
+        </w:rPr>
+        <w:t>·</w:t>
+      </w:r>
+      <w:r>
+        <w:rPr>
+          <w:rFonts w:ascii="宋体" w:hAnsi="宋体" w:hint="eastAsia"/>
+          <w:sz w:val="28"/>
+          <w:szCs w:val="36"/>
+        </w:rPr>
+        <w:t xml:space="preserve"> </w:t>
+      </w:r>
+      <w:r>
+        <w:rPr>
+          <w:rFonts w:ascii="宋体" w:hAnsi="宋体"/>
+          <w:sz w:val="28"/>
+          <w:szCs w:val="36"/>
+        </w:rPr>
+        <w:t>布局管理：通过</w:t>
+      </w:r>
+      <w:proofErr w:type="spellStart"/>
+      <w:r>
+        <w:rPr>
+          <w:rFonts w:ascii="宋体" w:hAnsi="宋体"/>
+          <w:sz w:val="28"/>
+          <w:szCs w:val="36"/>
+        </w:rPr>
+        <w:t>QTabWidget</w:t>
+      </w:r>
+      <w:proofErr w:type="spellEnd"/>
+      <w:r>
+        <w:rPr>
+          <w:rFonts w:ascii="宋体" w:hAnsi="宋体"/>
+          <w:sz w:val="28"/>
+          <w:szCs w:val="36"/>
+        </w:rPr>
+        <w:t>实现衣柜分类，通过绝对布局控制</w:t>
+      </w:r>
+      <w:r>
+        <w:rPr>
+          <w:rFonts w:ascii="宋体" w:hAnsi="宋体"/>
+          <w:sz w:val="28"/>
+          <w:szCs w:val="36"/>
+        </w:rPr>
+        <w:t xml:space="preserve"> UI </w:t>
+      </w:r>
+      <w:r>
+        <w:rPr>
+          <w:rFonts w:ascii="宋体" w:hAnsi="宋体"/>
+          <w:sz w:val="28"/>
+          <w:szCs w:val="36"/>
+        </w:rPr>
+        <w:t>元素位置。</w:t>
+      </w:r>
+    </w:p>
+    <w:p>
+      <w:pPr>
+        <w:rPr>
+          <w:rFonts w:ascii="宋体" w:hAnsi="宋体" w:hint="eastAsia"/>
+          <w:sz w:val="28"/>
+          <w:szCs w:val="36"/>
+        </w:rPr>
+      </w:pPr>
+      <w:r>
+        <w:rPr>
+          <w:rFonts w:ascii="宋体" w:hAnsi="宋体" w:hint="eastAsia"/>
+          <w:sz w:val="28"/>
+          <w:szCs w:val="36"/>
+        </w:rPr>
+        <w:t>（</w:t>
+      </w:r>
+      <w:r>
+        <w:rPr>
+          <w:rFonts w:ascii="宋体" w:hAnsi="宋体" w:hint="eastAsia"/>
+          <w:sz w:val="28"/>
+          <w:szCs w:val="36"/>
+        </w:rPr>
+        <w:t>3</w:t>
+      </w:r>
+      <w:r>
+        <w:rPr>
+          <w:rFonts w:ascii="宋体" w:hAnsi="宋体" w:hint="eastAsia"/>
+          <w:sz w:val="28"/>
+          <w:szCs w:val="36"/>
+        </w:rPr>
+        <w:t>）</w:t>
+      </w:r>
+      <w:r>
+        <w:rPr>
+          <w:rFonts w:ascii="宋体" w:hAnsi="宋体"/>
+          <w:sz w:val="28"/>
+          <w:szCs w:val="36"/>
+        </w:rPr>
+        <w:t>关键功能实现说明</w:t>
+      </w:r>
+    </w:p>
+    <w:p>
+      <w:pPr>
+        <w:rPr>
+          <w:rFonts w:ascii="宋体" w:hAnsi="宋体" w:hint="eastAsia"/>
+          <w:sz w:val="28"/>
+          <w:szCs w:val="36"/>
+        </w:rPr>
+      </w:pPr>
+      <w:r>
+        <w:rPr>
+          <w:rFonts w:ascii="宋体" w:hAnsi="宋体" w:hint="eastAsia"/>
+          <w:sz w:val="28"/>
+          <w:szCs w:val="36"/>
+        </w:rPr>
+        <w:t>·</w:t>
+      </w:r>
+      <w:r>
+        <w:rPr>
+          <w:rFonts w:ascii="宋体" w:hAnsi="宋体" w:hint="eastAsia"/>
+          <w:sz w:val="28"/>
+          <w:szCs w:val="36"/>
+        </w:rPr>
+        <w:t xml:space="preserve"> </w:t>
+      </w:r>
+      <w:r>
+        <w:rPr>
+          <w:rFonts w:ascii="宋体" w:hAnsi="宋体"/>
+          <w:sz w:val="28"/>
+          <w:szCs w:val="36"/>
+        </w:rPr>
+        <w:t>换装功能：通过</w:t>
+      </w:r>
+      <w:proofErr w:type="spellStart"/>
+      <w:r>
+        <w:rPr>
+          <w:rFonts w:ascii="宋体" w:hAnsi="宋体"/>
+          <w:sz w:val="28"/>
+          <w:szCs w:val="36"/>
+        </w:rPr>
+        <w:t>QLabel</w:t>
+      </w:r>
+      <w:proofErr w:type="spellEnd"/>
+      <w:r>
+        <w:rPr>
+          <w:rFonts w:ascii="宋体" w:hAnsi="宋体"/>
+          <w:sz w:val="28"/>
+          <w:szCs w:val="36"/>
+        </w:rPr>
+        <w:t>显示人物部件，点击按钮时动态修改</w:t>
+      </w:r>
+      <w:proofErr w:type="spellStart"/>
+      <w:r>
+        <w:rPr>
+          <w:rFonts w:ascii="宋体" w:hAnsi="宋体"/>
+          <w:sz w:val="28"/>
+          <w:szCs w:val="36"/>
+        </w:rPr>
+        <w:t>QPixmap</w:t>
+      </w:r>
+      <w:proofErr w:type="spellEnd"/>
+      <w:r>
+        <w:rPr>
+          <w:rFonts w:ascii="宋体" w:hAnsi="宋体"/>
+          <w:sz w:val="28"/>
+          <w:szCs w:val="36"/>
+        </w:rPr>
+        <w:t>实现切换；</w:t>
+      </w:r>
+    </w:p>
+    <w:p>
+      <w:pPr>
+        <w:rPr>
+          <w:rFonts w:ascii="宋体" w:hAnsi="宋体" w:hint="eastAsia"/>
+          <w:sz w:val="28"/>
+          <w:szCs w:val="36"/>
+        </w:rPr>
+      </w:pPr>
+      <w:r>
+        <w:rPr>
+          <w:rFonts w:ascii="宋体" w:hAnsi="宋体" w:hint="eastAsia"/>
+          <w:sz w:val="28"/>
+          <w:szCs w:val="36"/>
+        </w:rPr>
+        <w:t>·</w:t>
+      </w:r>
+      <w:r>
+        <w:rPr>
+          <w:rFonts w:ascii="宋体" w:hAnsi="宋体" w:hint="eastAsia"/>
+          <w:sz w:val="28"/>
+          <w:szCs w:val="36"/>
+        </w:rPr>
+        <w:t xml:space="preserve"> </w:t>
+      </w:r>
+      <w:r>
+        <w:rPr>
+          <w:rFonts w:ascii="宋体" w:hAnsi="宋体"/>
+          <w:sz w:val="28"/>
+          <w:szCs w:val="36"/>
+        </w:rPr>
+        <w:t>贴纸层级控制：通过</w:t>
+      </w:r>
+      <w:r>
+        <w:rPr>
+          <w:rFonts w:ascii="宋体" w:hAnsi="宋体"/>
+          <w:sz w:val="28"/>
+          <w:szCs w:val="36"/>
+        </w:rPr>
+        <w:t>raise()</w:t>
+      </w:r>
+      <w:r>
+        <w:rPr>
+          <w:rFonts w:ascii="宋体" w:hAnsi="宋体"/>
+          <w:sz w:val="28"/>
+          <w:szCs w:val="36"/>
+        </w:rPr>
+        <w:t>和</w:t>
+      </w:r>
+      <w:r>
+        <w:rPr>
+          <w:rFonts w:ascii="宋体" w:hAnsi="宋体"/>
+          <w:sz w:val="28"/>
+          <w:szCs w:val="36"/>
+        </w:rPr>
+        <w:t>lower()</w:t>
+      </w:r>
+      <w:r>
+        <w:rPr>
+          <w:rFonts w:ascii="宋体" w:hAnsi="宋体"/>
+          <w:sz w:val="28"/>
+          <w:szCs w:val="36"/>
+        </w:rPr>
+        <w:t>方法，确保贴纸显示在人物上方；</w:t>
+      </w:r>
+    </w:p>
+    <w:p>
+      <w:pPr>
+        <w:rPr>
+          <w:rFonts w:ascii="宋体" w:hAnsi="宋体" w:hint="eastAsia"/>
+          <w:sz w:val="28"/>
+          <w:szCs w:val="36"/>
+        </w:rPr>
+      </w:pPr>
+      <w:r>
+        <w:rPr>
+          <w:rFonts w:ascii="宋体" w:hAnsi="宋体" w:hint="eastAsia"/>
+          <w:sz w:val="28"/>
+          <w:szCs w:val="36"/>
+        </w:rPr>
+        <w:t>·</w:t>
+      </w:r>
+      <w:r>
+        <w:rPr>
+          <w:rFonts w:ascii="宋体" w:hAnsi="宋体" w:hint="eastAsia"/>
+          <w:sz w:val="28"/>
+          <w:szCs w:val="36"/>
+        </w:rPr>
+        <w:t xml:space="preserve"> </w:t>
+      </w:r>
+      <w:r>
+        <w:rPr>
+          <w:rFonts w:ascii="宋体" w:hAnsi="宋体"/>
+          <w:sz w:val="28"/>
+          <w:szCs w:val="36"/>
+        </w:rPr>
+        <w:t>拍照保存：截取</w:t>
+      </w:r>
+      <w:proofErr w:type="spellStart"/>
+      <w:r>
+        <w:rPr>
+          <w:rFonts w:ascii="宋体" w:hAnsi="宋体"/>
+          <w:sz w:val="28"/>
+          <w:szCs w:val="36"/>
+        </w:rPr>
+        <w:t>lblPhotoCanvas</w:t>
+      </w:r>
+      <w:proofErr w:type="spellEnd"/>
+      <w:r>
+        <w:rPr>
+          <w:rFonts w:ascii="宋体" w:hAnsi="宋体"/>
+          <w:sz w:val="28"/>
+          <w:szCs w:val="36"/>
+        </w:rPr>
+        <w:t>的完整画面，通过</w:t>
+      </w:r>
+      <w:proofErr w:type="spellStart"/>
+      <w:r>
+        <w:rPr>
+          <w:rFonts w:ascii="宋体" w:hAnsi="宋体"/>
+          <w:sz w:val="28"/>
+          <w:szCs w:val="36"/>
+        </w:rPr>
+        <w:t>QFileDialog</w:t>
+      </w:r>
+      <w:proofErr w:type="spellEnd"/>
+      <w:r>
+        <w:rPr>
+          <w:rFonts w:ascii="宋体" w:hAnsi="宋体"/>
+          <w:sz w:val="28"/>
+          <w:szCs w:val="36"/>
+        </w:rPr>
+        <w:t>实现本地保存。</w:t>
+      </w:r>
+    </w:p>
+    <w:p>
+      <w:pPr>
+        <w:rPr>
+          <w:rFonts w:ascii="宋体" w:hAnsi="宋体" w:hint="eastAsia"/>
+          <w:sz w:val="28"/>
+          <w:szCs w:val="36"/>
+        </w:rPr>
+      </w:pPr>
+      <w:r>
+        <w:rPr>
+          <w:rFonts w:ascii="宋体" w:hAnsi="宋体"/>
+          <w:sz w:val="28"/>
+          <w:szCs w:val="36"/>
+        </w:rPr>
+        <w:t>五、单元测试</w:t>
+      </w:r>
+    </w:p>
+    <w:p>
+      <w:pPr>
+        <w:rPr>
+          <w:rFonts w:ascii="宋体" w:hAnsi="宋体" w:hint="eastAsia"/>
+          <w:sz w:val="28"/>
+          <w:szCs w:val="36"/>
+        </w:rPr>
+      </w:pPr>
+      <w:r>
+        <w:rPr>
+          <w:rFonts w:ascii="宋体" w:hAnsi="宋体" w:hint="eastAsia"/>
+          <w:sz w:val="28"/>
+          <w:szCs w:val="36"/>
+        </w:rPr>
+        <w:t xml:space="preserve">1. </w:t>
+      </w:r>
+      <w:r>
+        <w:rPr>
+          <w:rFonts w:ascii="宋体" w:hAnsi="宋体"/>
+          <w:sz w:val="28"/>
+          <w:szCs w:val="36"/>
+        </w:rPr>
+        <w:t>换装功能测试：验证发型、服饰、鞋子切换是否正常，图片显示</w:t>
+      </w:r>
+      <w:r>
+        <w:rPr>
+          <w:rFonts w:ascii="宋体" w:hAnsi="宋体"/>
+          <w:sz w:val="28"/>
+          <w:szCs w:val="36"/>
+        </w:rPr>
+        <w:lastRenderedPageBreak/>
+        <w:t>无错位、无卡顿；</w:t>
+      </w:r>
+    </w:p>
+    <w:p>
+      <w:pPr>
+        <w:rPr>
+          <w:rFonts w:ascii="宋体" w:hAnsi="宋体" w:hint="eastAsia"/>
+          <w:sz w:val="28"/>
+          <w:szCs w:val="36"/>
+        </w:rPr>
+      </w:pPr>
+      <w:r>
+        <w:rPr>
+          <w:rFonts w:ascii="宋体" w:hAnsi="宋体" w:hint="eastAsia"/>
           <w:sz w:val="28"/>
           <w:szCs w:val="36"/>
         </w:rPr>
@@ -2105,24 +2653,320 @@
           <w:sz w:val="28"/>
           <w:szCs w:val="36"/>
         </w:rPr>
-        <w:t>核心技术与实现逻辑</w:t>
-      </w:r>
-    </w:p>
-    <w:p>
-      <w:pPr>
-        <w:rPr>
-          <w:rFonts w:ascii="宋体" w:hAnsi="宋体"/>
-          <w:sz w:val="28"/>
-          <w:szCs w:val="36"/>
-        </w:rPr>
-      </w:pPr>
-      <w:r>
-        <w:rPr>
-          <w:rFonts w:ascii="宋体" w:hAnsi="宋体"/>
-          <w:sz w:val="28"/>
-          <w:szCs w:val="36"/>
-        </w:rPr>
-        <w:t>本项目未涉及复杂算法，核心依赖</w:t>
+        <w:t>贴纸功能测试：验证贴纸双击添加、拖动调整功能，确保贴纸层级正确，无被人物遮挡问题；</w:t>
+      </w:r>
+    </w:p>
+    <w:p>
+      <w:pPr>
+        <w:rPr>
+          <w:rFonts w:ascii="宋体" w:hAnsi="宋体" w:hint="eastAsia"/>
+          <w:sz w:val="28"/>
+          <w:szCs w:val="36"/>
+        </w:rPr>
+      </w:pPr>
+      <w:r>
+        <w:rPr>
+          <w:rFonts w:ascii="宋体" w:hAnsi="宋体" w:hint="eastAsia"/>
+          <w:sz w:val="28"/>
+          <w:szCs w:val="36"/>
+        </w:rPr>
+        <w:t xml:space="preserve">3. </w:t>
+      </w:r>
+      <w:r>
+        <w:rPr>
+          <w:rFonts w:ascii="宋体" w:hAnsi="宋体"/>
+          <w:sz w:val="28"/>
+          <w:szCs w:val="36"/>
+        </w:rPr>
+        <w:t>拍照功能测试：验证拍照按钮点击响应，检查保存图片是否包含完整背景、人物和贴纸；</w:t>
+      </w:r>
+    </w:p>
+    <w:p>
+      <w:pPr>
+        <w:rPr>
+          <w:rFonts w:ascii="宋体" w:hAnsi="宋体" w:hint="eastAsia"/>
+          <w:sz w:val="28"/>
+          <w:szCs w:val="36"/>
+        </w:rPr>
+      </w:pPr>
+      <w:r>
+        <w:rPr>
+          <w:rFonts w:ascii="宋体" w:hAnsi="宋体" w:hint="eastAsia"/>
+          <w:sz w:val="28"/>
+          <w:szCs w:val="36"/>
+        </w:rPr>
+        <w:t xml:space="preserve">4. </w:t>
+      </w:r>
+      <w:r>
+        <w:rPr>
+          <w:rFonts w:ascii="宋体" w:hAnsi="宋体"/>
+          <w:sz w:val="28"/>
+          <w:szCs w:val="36"/>
+        </w:rPr>
+        <w:t xml:space="preserve">UI </w:t>
+      </w:r>
+      <w:r>
+        <w:rPr>
+          <w:rFonts w:ascii="宋体" w:hAnsi="宋体"/>
+          <w:sz w:val="28"/>
+          <w:szCs w:val="36"/>
+        </w:rPr>
+        <w:t>适配测试：验证标签位置、按钮显示是否符合设计，无元素错位、无遮挡问题。</w:t>
+      </w:r>
+    </w:p>
+    <w:p>
+      <w:pPr>
+        <w:rPr>
+          <w:rFonts w:ascii="宋体" w:hAnsi="宋体" w:hint="eastAsia"/>
+          <w:sz w:val="28"/>
+          <w:szCs w:val="36"/>
+        </w:rPr>
+      </w:pPr>
+      <w:r>
+        <w:rPr>
+          <w:rFonts w:ascii="宋体" w:hAnsi="宋体"/>
+          <w:sz w:val="28"/>
+          <w:szCs w:val="36"/>
+        </w:rPr>
+        <w:t>六、</w:t>
+      </w:r>
+      <w:r>
+        <w:rPr>
+          <w:rFonts w:ascii="宋体" w:hAnsi="宋体"/>
+          <w:sz w:val="28"/>
+          <w:szCs w:val="36"/>
+        </w:rPr>
+        <w:t xml:space="preserve">AI </w:t>
+      </w:r>
+      <w:r>
+        <w:rPr>
+          <w:rFonts w:ascii="宋体" w:hAnsi="宋体"/>
+          <w:sz w:val="28"/>
+          <w:szCs w:val="36"/>
+        </w:rPr>
+        <w:t>工具使用情况说明</w:t>
+      </w:r>
+    </w:p>
+    <w:p>
+      <w:pPr>
+        <w:rPr>
+          <w:rFonts w:ascii="宋体" w:hAnsi="宋体" w:hint="eastAsia"/>
+          <w:sz w:val="28"/>
+          <w:szCs w:val="36"/>
+        </w:rPr>
+      </w:pPr>
+      <w:r>
+        <w:rPr>
+          <w:rFonts w:ascii="宋体" w:hAnsi="宋体" w:hint="eastAsia"/>
+          <w:sz w:val="28"/>
+          <w:szCs w:val="36"/>
+        </w:rPr>
+        <w:t xml:space="preserve">1. </w:t>
+      </w:r>
+      <w:r>
+        <w:rPr>
+          <w:rFonts w:ascii="宋体" w:hAnsi="宋体"/>
+          <w:sz w:val="28"/>
+          <w:szCs w:val="36"/>
+        </w:rPr>
+        <w:t>ChatGPT</w:t>
+      </w:r>
+      <w:r>
+        <w:rPr>
+          <w:rFonts w:ascii="宋体" w:hAnsi="宋体" w:hint="eastAsia"/>
+          <w:sz w:val="28"/>
+          <w:szCs w:val="36"/>
+        </w:rPr>
+        <w:t>用于图像生成，主要使用于</w:t>
+      </w:r>
+      <w:r>
+        <w:rPr>
+          <w:rFonts w:ascii="宋体" w:hAnsi="宋体"/>
+          <w:sz w:val="28"/>
+          <w:szCs w:val="36"/>
+        </w:rPr>
+        <w:t>项目开屏界面</w:t>
+      </w:r>
+      <w:r>
+        <w:rPr>
+          <w:rFonts w:ascii="宋体" w:hAnsi="宋体" w:hint="eastAsia"/>
+          <w:sz w:val="28"/>
+          <w:szCs w:val="36"/>
+        </w:rPr>
+        <w:t>以及一些背景图片、贴纸图片的生成</w:t>
+      </w:r>
+      <w:r>
+        <w:rPr>
+          <w:rFonts w:ascii="宋体" w:hAnsi="宋体"/>
+          <w:sz w:val="28"/>
+          <w:szCs w:val="36"/>
+        </w:rPr>
+        <w:t>的设计图生成</w:t>
+      </w:r>
+    </w:p>
+    <w:p>
+      <w:pPr>
+        <w:rPr>
+          <w:rFonts w:ascii="宋体" w:hAnsi="宋体" w:hint="eastAsia"/>
+          <w:sz w:val="28"/>
+          <w:szCs w:val="36"/>
+        </w:rPr>
+      </w:pPr>
+      <w:r>
+        <w:rPr>
+          <w:rFonts w:ascii="宋体" w:hAnsi="宋体" w:hint="eastAsia"/>
+          <w:sz w:val="28"/>
+          <w:szCs w:val="36"/>
+        </w:rPr>
+        <w:t xml:space="preserve">2. </w:t>
+      </w:r>
+      <w:r>
+        <w:rPr>
+          <w:rFonts w:ascii="宋体" w:hAnsi="宋体"/>
+          <w:sz w:val="28"/>
+          <w:szCs w:val="36"/>
+        </w:rPr>
+        <w:t>Claude Code</w:t>
+      </w:r>
+      <w:r>
+        <w:rPr>
+          <w:rFonts w:ascii="宋体" w:hAnsi="宋体" w:hint="eastAsia"/>
+          <w:sz w:val="28"/>
+          <w:szCs w:val="36"/>
+        </w:rPr>
+        <w:t>用于代码开发辅助，主要使用于</w:t>
+      </w:r>
+      <w:r>
+        <w:rPr>
+          <w:rFonts w:ascii="宋体" w:hAnsi="宋体"/>
+          <w:sz w:val="28"/>
+          <w:szCs w:val="36"/>
+        </w:rPr>
+        <w:t>开屏界面的</w:t>
+      </w:r>
+      <w:r>
+        <w:rPr>
+          <w:rFonts w:ascii="宋体" w:hAnsi="宋体"/>
+          <w:sz w:val="28"/>
+          <w:szCs w:val="36"/>
+        </w:rPr>
+        <w:t xml:space="preserve"> UI </w:t>
+      </w:r>
+      <w:r>
+        <w:rPr>
+          <w:rFonts w:ascii="宋体" w:hAnsi="宋体"/>
+          <w:sz w:val="28"/>
+          <w:szCs w:val="36"/>
+        </w:rPr>
+        <w:t>代码实现与调试</w:t>
+      </w:r>
+    </w:p>
+    <w:p>
+      <w:pPr>
+        <w:rPr>
+          <w:rFonts w:ascii="宋体" w:hAnsi="宋体" w:hint="eastAsia"/>
+          <w:sz w:val="28"/>
+          <w:szCs w:val="36"/>
+        </w:rPr>
+      </w:pPr>
+      <w:r>
+        <w:rPr>
+          <w:rFonts w:ascii="宋体" w:hAnsi="宋体" w:hint="eastAsia"/>
+          <w:sz w:val="28"/>
+          <w:szCs w:val="36"/>
+        </w:rPr>
+        <w:t xml:space="preserve">3. </w:t>
+      </w:r>
+      <w:r>
+        <w:rPr>
+          <w:rFonts w:ascii="宋体" w:hAnsi="宋体" w:hint="eastAsia"/>
+          <w:sz w:val="28"/>
+          <w:szCs w:val="36"/>
+        </w:rPr>
+        <w:t>豆包用于</w:t>
+      </w:r>
+      <w:r>
+        <w:rPr>
+          <w:rFonts w:ascii="宋体" w:hAnsi="宋体"/>
+          <w:sz w:val="28"/>
+          <w:szCs w:val="36"/>
+        </w:rPr>
+        <w:t>代码开发、调试排错、功能实现指导、报告撰写辅助</w:t>
+      </w:r>
+      <w:r>
+        <w:rPr>
+          <w:rFonts w:ascii="宋体" w:hAnsi="宋体" w:hint="eastAsia"/>
+          <w:sz w:val="28"/>
+          <w:szCs w:val="36"/>
+        </w:rPr>
+        <w:t>，主要使用于</w:t>
+      </w:r>
+      <w:r>
+        <w:rPr>
+          <w:rFonts w:ascii="宋体" w:hAnsi="宋体"/>
+          <w:sz w:val="28"/>
+          <w:szCs w:val="36"/>
+        </w:rPr>
+        <w:t>项目大部分功能（换装、贴纸、拍照）的代码实现、报错调试</w:t>
+      </w:r>
+      <w:r>
+        <w:rPr>
+          <w:rFonts w:ascii="宋体" w:hAnsi="宋体" w:hint="eastAsia"/>
+          <w:sz w:val="28"/>
+          <w:szCs w:val="36"/>
+        </w:rPr>
+        <w:t>等功能</w:t>
+      </w:r>
+    </w:p>
+    <w:p>
+      <w:pPr>
+        <w:rPr>
+          <w:rFonts w:ascii="宋体" w:hAnsi="宋体" w:hint="eastAsia"/>
+          <w:sz w:val="28"/>
+          <w:szCs w:val="36"/>
+        </w:rPr>
+      </w:pPr>
+      <w:r>
+        <w:rPr>
+          <w:rFonts w:ascii="宋体" w:hAnsi="宋体"/>
+          <w:sz w:val="28"/>
+          <w:szCs w:val="36"/>
+        </w:rPr>
+        <w:t>七、项目收获</w:t>
+      </w:r>
+    </w:p>
+    <w:p>
+      <w:pPr>
+        <w:ind w:firstLine="420"/>
+        <w:rPr>
+          <w:rFonts w:ascii="宋体" w:hAnsi="宋体" w:hint="eastAsia"/>
+          <w:sz w:val="28"/>
+          <w:szCs w:val="36"/>
+        </w:rPr>
+      </w:pPr>
+      <w:r>
+        <w:rPr>
+          <w:rFonts w:ascii="宋体" w:hAnsi="宋体"/>
+          <w:sz w:val="28"/>
+          <w:szCs w:val="36"/>
+        </w:rPr>
+        <w:t>通过本次项目开发，我</w:t>
+      </w:r>
+      <w:r>
+        <w:rPr>
+          <w:rFonts w:ascii="宋体" w:hAnsi="宋体" w:hint="eastAsia"/>
+          <w:sz w:val="28"/>
+          <w:szCs w:val="36"/>
+        </w:rPr>
+        <w:t>基本</w:t>
+      </w:r>
+      <w:r>
+        <w:rPr>
+          <w:rFonts w:ascii="宋体" w:hAnsi="宋体"/>
+          <w:sz w:val="28"/>
+          <w:szCs w:val="36"/>
+        </w:rPr>
+        <w:t>掌握了</w:t>
       </w:r>
       <w:r>
         <w:rPr>
@@ -2138,921 +2982,23 @@
           <w:sz w:val="28"/>
           <w:szCs w:val="36"/>
         </w:rPr>
-        <w:t>框架的基础机制实现功能：</w:t>
-      </w:r>
-    </w:p>
-    <w:p>
-      <w:pPr>
-        <w:numPr>
-          <w:ilvl w:val="0"/>
-          <w:numId w:val="4"/>
-        </w:numPr>
-        <w:rPr>
-          <w:rFonts w:ascii="宋体" w:hAnsi="宋体"/>
-          <w:sz w:val="28"/>
-          <w:szCs w:val="36"/>
-        </w:rPr>
-      </w:pPr>
-      <w:r>
-        <w:rPr>
-          <w:rFonts w:ascii="宋体" w:hAnsi="宋体"/>
-          <w:b/>
-          <w:bCs/>
-          <w:sz w:val="28"/>
-          <w:szCs w:val="36"/>
-        </w:rPr>
-        <w:t>信号槽机制</w:t>
-      </w:r>
-      <w:r>
-        <w:rPr>
-          <w:rFonts w:ascii="宋体" w:hAnsi="宋体"/>
-          <w:sz w:val="28"/>
-          <w:szCs w:val="36"/>
-        </w:rPr>
-        <w:t>：实现换装按钮、拍照按钮的点击事件响应；</w:t>
-      </w:r>
-    </w:p>
-    <w:p>
-      <w:pPr>
-        <w:numPr>
-          <w:ilvl w:val="0"/>
-          <w:numId w:val="4"/>
-        </w:numPr>
-        <w:rPr>
-          <w:rFonts w:ascii="宋体" w:hAnsi="宋体"/>
-          <w:sz w:val="28"/>
-          <w:szCs w:val="36"/>
-        </w:rPr>
-      </w:pPr>
-      <w:r>
-        <w:rPr>
-          <w:rFonts w:ascii="宋体" w:hAnsi="宋体"/>
-          <w:b/>
-          <w:bCs/>
-          <w:sz w:val="28"/>
-          <w:szCs w:val="36"/>
-        </w:rPr>
-        <w:t>事件过滤器</w:t>
-      </w:r>
-      <w:r>
-        <w:rPr>
-          <w:rFonts w:ascii="宋体" w:hAnsi="宋体"/>
-          <w:sz w:val="28"/>
-          <w:szCs w:val="36"/>
-        </w:rPr>
-        <w:t>：重写</w:t>
-      </w:r>
-      <w:proofErr w:type="spellStart"/>
-      <w:r>
-        <w:rPr>
-          <w:rFonts w:ascii="宋体" w:hAnsi="宋体"/>
-          <w:sz w:val="28"/>
-          <w:szCs w:val="36"/>
-        </w:rPr>
-        <w:t>eventFilter</w:t>
-      </w:r>
-      <w:proofErr w:type="spellEnd"/>
-      <w:r>
-        <w:rPr>
-          <w:rFonts w:ascii="宋体" w:hAnsi="宋体"/>
-          <w:sz w:val="28"/>
-          <w:szCs w:val="36"/>
-        </w:rPr>
-        <w:t>()</w:t>
-      </w:r>
-      <w:r>
-        <w:rPr>
-          <w:rFonts w:ascii="宋体" w:hAnsi="宋体"/>
-          <w:sz w:val="28"/>
-          <w:szCs w:val="36"/>
-        </w:rPr>
-        <w:t>函数，实现贴纸的双击添加与拖动逻辑；</w:t>
-      </w:r>
-    </w:p>
-    <w:p>
-      <w:pPr>
-        <w:numPr>
-          <w:ilvl w:val="0"/>
-          <w:numId w:val="4"/>
-        </w:numPr>
-        <w:rPr>
-          <w:rFonts w:ascii="宋体" w:hAnsi="宋体"/>
-          <w:sz w:val="28"/>
-          <w:szCs w:val="36"/>
-        </w:rPr>
-      </w:pPr>
-      <w:r>
-        <w:rPr>
-          <w:rFonts w:ascii="宋体" w:hAnsi="宋体"/>
-          <w:b/>
-          <w:bCs/>
-          <w:sz w:val="28"/>
-          <w:szCs w:val="36"/>
-        </w:rPr>
-        <w:t>图像处理</w:t>
-      </w:r>
-      <w:r>
-        <w:rPr>
-          <w:rFonts w:ascii="宋体" w:hAnsi="宋体"/>
-          <w:sz w:val="28"/>
-          <w:szCs w:val="36"/>
-        </w:rPr>
-        <w:t>：使用</w:t>
-      </w:r>
-      <w:proofErr w:type="spellStart"/>
-      <w:r>
-        <w:rPr>
-          <w:rFonts w:ascii="宋体" w:hAnsi="宋体"/>
-          <w:sz w:val="28"/>
-          <w:szCs w:val="36"/>
-        </w:rPr>
-        <w:t>QPixmap</w:t>
-      </w:r>
-      <w:proofErr w:type="spellEnd"/>
-      <w:r>
-        <w:rPr>
-          <w:rFonts w:ascii="宋体" w:hAnsi="宋体"/>
-          <w:sz w:val="28"/>
-          <w:szCs w:val="36"/>
-        </w:rPr>
-        <w:t>实现图片加载、缩放、截取与本地保存；</w:t>
-      </w:r>
-    </w:p>
-    <w:p>
-      <w:pPr>
-        <w:numPr>
-          <w:ilvl w:val="0"/>
-          <w:numId w:val="4"/>
-        </w:numPr>
-        <w:rPr>
-          <w:rFonts w:ascii="宋体" w:hAnsi="宋体"/>
-          <w:sz w:val="28"/>
-          <w:szCs w:val="36"/>
-        </w:rPr>
-      </w:pPr>
-      <w:r>
-        <w:rPr>
-          <w:rFonts w:ascii="宋体" w:hAnsi="宋体"/>
-          <w:b/>
-          <w:bCs/>
-          <w:sz w:val="28"/>
-          <w:szCs w:val="36"/>
-        </w:rPr>
-        <w:t>布局管理</w:t>
-      </w:r>
-      <w:r>
-        <w:rPr>
-          <w:rFonts w:ascii="宋体" w:hAnsi="宋体"/>
-          <w:sz w:val="28"/>
-          <w:szCs w:val="36"/>
-        </w:rPr>
-        <w:t>：通过</w:t>
-      </w:r>
-      <w:proofErr w:type="spellStart"/>
-      <w:r>
-        <w:rPr>
-          <w:rFonts w:ascii="宋体" w:hAnsi="宋体"/>
-          <w:sz w:val="28"/>
-          <w:szCs w:val="36"/>
-        </w:rPr>
-        <w:t>QTabWidget</w:t>
-      </w:r>
-      <w:proofErr w:type="spellEnd"/>
-      <w:r>
-        <w:rPr>
-          <w:rFonts w:ascii="宋体" w:hAnsi="宋体"/>
-          <w:sz w:val="28"/>
-          <w:szCs w:val="36"/>
-        </w:rPr>
-        <w:t>实现衣柜分类，通过绝对布局控制</w:t>
-      </w:r>
-      <w:r>
-        <w:rPr>
-          <w:rFonts w:ascii="宋体" w:hAnsi="宋体"/>
-          <w:sz w:val="28"/>
-          <w:szCs w:val="36"/>
-        </w:rPr>
-        <w:t xml:space="preserve"> UI </w:t>
-      </w:r>
-      <w:r>
-        <w:rPr>
-          <w:rFonts w:ascii="宋体" w:hAnsi="宋体"/>
-          <w:sz w:val="28"/>
-          <w:szCs w:val="36"/>
-        </w:rPr>
-        <w:t>元素位置。</w:t>
-      </w:r>
-    </w:p>
-    <w:p>
-      <w:pPr>
-        <w:rPr>
-          <w:rFonts w:ascii="宋体" w:hAnsi="宋体"/>
-          <w:sz w:val="28"/>
-          <w:szCs w:val="36"/>
-        </w:rPr>
-      </w:pPr>
-      <w:r>
-        <w:rPr>
-          <w:rFonts w:ascii="宋体" w:hAnsi="宋体"/>
-          <w:sz w:val="28"/>
-          <w:szCs w:val="36"/>
-        </w:rPr>
-        <w:t xml:space="preserve">3. </w:t>
-      </w:r>
-      <w:r>
-        <w:rPr>
-          <w:rFonts w:ascii="宋体" w:hAnsi="宋体"/>
-          <w:sz w:val="28"/>
-          <w:szCs w:val="36"/>
-        </w:rPr>
-        <w:t>关键功能实现说明</w:t>
-      </w:r>
-    </w:p>
-    <w:p>
-      <w:pPr>
-        <w:numPr>
-          <w:ilvl w:val="0"/>
-          <w:numId w:val="5"/>
-        </w:numPr>
-        <w:rPr>
-          <w:rFonts w:ascii="宋体" w:hAnsi="宋体"/>
-          <w:sz w:val="28"/>
-          <w:szCs w:val="36"/>
-        </w:rPr>
-      </w:pPr>
-      <w:r>
-        <w:rPr>
-          <w:rFonts w:ascii="宋体" w:hAnsi="宋体"/>
-          <w:b/>
-          <w:bCs/>
-          <w:sz w:val="28"/>
-          <w:szCs w:val="36"/>
-        </w:rPr>
-        <w:t>换装功能</w:t>
-      </w:r>
-      <w:r>
-        <w:rPr>
-          <w:rFonts w:ascii="宋体" w:hAnsi="宋体"/>
-          <w:sz w:val="28"/>
-          <w:szCs w:val="36"/>
-        </w:rPr>
-        <w:t>：通过</w:t>
-      </w:r>
-      <w:proofErr w:type="spellStart"/>
-      <w:r>
-        <w:rPr>
-          <w:rFonts w:ascii="宋体" w:hAnsi="宋体"/>
-          <w:sz w:val="28"/>
-          <w:szCs w:val="36"/>
-        </w:rPr>
-        <w:t>QLabel</w:t>
-      </w:r>
-      <w:proofErr w:type="spellEnd"/>
-      <w:r>
-        <w:rPr>
-          <w:rFonts w:ascii="宋体" w:hAnsi="宋体"/>
-          <w:sz w:val="28"/>
-          <w:szCs w:val="36"/>
-        </w:rPr>
-        <w:t>显示人物部件，点击按钮时动态修改</w:t>
-      </w:r>
-      <w:proofErr w:type="spellStart"/>
-      <w:r>
-        <w:rPr>
-          <w:rFonts w:ascii="宋体" w:hAnsi="宋体"/>
-          <w:sz w:val="28"/>
-          <w:szCs w:val="36"/>
-        </w:rPr>
-        <w:t>QPixmap</w:t>
-      </w:r>
-      <w:proofErr w:type="spellEnd"/>
-      <w:r>
-        <w:rPr>
-          <w:rFonts w:ascii="宋体" w:hAnsi="宋体"/>
-          <w:sz w:val="28"/>
-          <w:szCs w:val="36"/>
-        </w:rPr>
-        <w:t>实现切换；</w:t>
-      </w:r>
-    </w:p>
-    <w:p>
-      <w:pPr>
-        <w:numPr>
-          <w:ilvl w:val="0"/>
-          <w:numId w:val="5"/>
-        </w:numPr>
-        <w:rPr>
-          <w:rFonts w:ascii="宋体" w:hAnsi="宋体"/>
-          <w:sz w:val="28"/>
-          <w:szCs w:val="36"/>
-        </w:rPr>
-      </w:pPr>
-      <w:r>
-        <w:rPr>
-          <w:rFonts w:ascii="宋体" w:hAnsi="宋体"/>
-          <w:b/>
-          <w:bCs/>
-          <w:sz w:val="28"/>
-          <w:szCs w:val="36"/>
-        </w:rPr>
-        <w:t>贴纸层级控制</w:t>
-      </w:r>
-      <w:r>
-        <w:rPr>
-          <w:rFonts w:ascii="宋体" w:hAnsi="宋体"/>
-          <w:sz w:val="28"/>
-          <w:szCs w:val="36"/>
-        </w:rPr>
-        <w:t>：通过</w:t>
-      </w:r>
-      <w:r>
-        <w:rPr>
-          <w:rFonts w:ascii="宋体" w:hAnsi="宋体"/>
-          <w:sz w:val="28"/>
-          <w:szCs w:val="36"/>
-        </w:rPr>
-        <w:t>raise()</w:t>
-      </w:r>
-      <w:r>
-        <w:rPr>
-          <w:rFonts w:ascii="宋体" w:hAnsi="宋体"/>
-          <w:sz w:val="28"/>
-          <w:szCs w:val="36"/>
-        </w:rPr>
-        <w:t>和</w:t>
-      </w:r>
-      <w:r>
-        <w:rPr>
-          <w:rFonts w:ascii="宋体" w:hAnsi="宋体"/>
-          <w:sz w:val="28"/>
-          <w:szCs w:val="36"/>
-        </w:rPr>
-        <w:t>lower()</w:t>
-      </w:r>
-      <w:r>
-        <w:rPr>
-          <w:rFonts w:ascii="宋体" w:hAnsi="宋体"/>
-          <w:sz w:val="28"/>
-          <w:szCs w:val="36"/>
-        </w:rPr>
-        <w:t>方法，确保贴纸显示在</w:t>
-      </w:r>
-      <w:r>
-        <w:rPr>
-          <w:rFonts w:ascii="宋体" w:hAnsi="宋体"/>
-          <w:sz w:val="28"/>
-          <w:szCs w:val="36"/>
-        </w:rPr>
-        <w:lastRenderedPageBreak/>
-        <w:t>人物上方；</w:t>
-      </w:r>
-    </w:p>
-    <w:p>
-      <w:pPr>
-        <w:numPr>
-          <w:ilvl w:val="0"/>
-          <w:numId w:val="5"/>
-        </w:numPr>
-        <w:rPr>
-          <w:rFonts w:ascii="宋体" w:hAnsi="宋体"/>
-          <w:sz w:val="28"/>
-          <w:szCs w:val="36"/>
-        </w:rPr>
-      </w:pPr>
-      <w:r>
-        <w:rPr>
-          <w:rFonts w:ascii="宋体" w:hAnsi="宋体"/>
-          <w:b/>
-          <w:bCs/>
-          <w:sz w:val="28"/>
-          <w:szCs w:val="36"/>
-        </w:rPr>
-        <w:t>拍照保存</w:t>
-      </w:r>
-      <w:r>
-        <w:rPr>
-          <w:rFonts w:ascii="宋体" w:hAnsi="宋体"/>
-          <w:sz w:val="28"/>
-          <w:szCs w:val="36"/>
-        </w:rPr>
-        <w:t>：截取</w:t>
-      </w:r>
-      <w:proofErr w:type="spellStart"/>
-      <w:r>
-        <w:rPr>
-          <w:rFonts w:ascii="宋体" w:hAnsi="宋体"/>
-          <w:sz w:val="28"/>
-          <w:szCs w:val="36"/>
-        </w:rPr>
-        <w:t>lblPhotoCanvas</w:t>
-      </w:r>
-      <w:proofErr w:type="spellEnd"/>
-      <w:r>
-        <w:rPr>
-          <w:rFonts w:ascii="宋体" w:hAnsi="宋体"/>
-          <w:sz w:val="28"/>
-          <w:szCs w:val="36"/>
-        </w:rPr>
-        <w:t>的完整画面，通过</w:t>
-      </w:r>
-      <w:proofErr w:type="spellStart"/>
-      <w:r>
-        <w:rPr>
-          <w:rFonts w:ascii="宋体" w:hAnsi="宋体"/>
-          <w:sz w:val="28"/>
-          <w:szCs w:val="36"/>
-        </w:rPr>
-        <w:t>QFileDialog</w:t>
-      </w:r>
-      <w:proofErr w:type="spellEnd"/>
-      <w:r>
-        <w:rPr>
-          <w:rFonts w:ascii="宋体" w:hAnsi="宋体"/>
-          <w:sz w:val="28"/>
-          <w:szCs w:val="36"/>
-        </w:rPr>
-        <w:t>实现本地保存。</w:t>
-      </w:r>
-    </w:p>
-    <w:p>
-      <w:pPr>
-        <w:rPr>
-          <w:rFonts w:ascii="宋体" w:hAnsi="宋体"/>
-          <w:sz w:val="28"/>
-          <w:szCs w:val="36"/>
-        </w:rPr>
-      </w:pPr>
-      <w:r>
-        <w:rPr>
-          <w:rFonts w:ascii="宋体" w:hAnsi="宋体"/>
-          <w:sz w:val="28"/>
-          <w:szCs w:val="36"/>
-        </w:rPr>
-        <w:t>五、单元测试</w:t>
-      </w:r>
-    </w:p>
-    <w:p>
-      <w:pPr>
-        <w:numPr>
-          <w:ilvl w:val="0"/>
-          <w:numId w:val="6"/>
-        </w:numPr>
-        <w:rPr>
-          <w:rFonts w:ascii="宋体" w:hAnsi="宋体"/>
-          <w:sz w:val="28"/>
-          <w:szCs w:val="36"/>
-        </w:rPr>
-      </w:pPr>
-      <w:r>
-        <w:rPr>
-          <w:rFonts w:ascii="宋体" w:hAnsi="宋体"/>
-          <w:b/>
-          <w:bCs/>
-          <w:sz w:val="28"/>
-          <w:szCs w:val="36"/>
-        </w:rPr>
-        <w:t>换装功能测试</w:t>
-      </w:r>
-      <w:r>
-        <w:rPr>
-          <w:rFonts w:ascii="宋体" w:hAnsi="宋体"/>
-          <w:sz w:val="28"/>
-          <w:szCs w:val="36"/>
-        </w:rPr>
-        <w:t>：验证发型、服饰、鞋子切换是否正常，图片显示无错位、无卡顿；</w:t>
-      </w:r>
-    </w:p>
-    <w:p>
-      <w:pPr>
-        <w:numPr>
-          <w:ilvl w:val="0"/>
-          <w:numId w:val="6"/>
-        </w:numPr>
-        <w:rPr>
-          <w:rFonts w:ascii="宋体" w:hAnsi="宋体"/>
-          <w:sz w:val="28"/>
-          <w:szCs w:val="36"/>
-        </w:rPr>
-      </w:pPr>
-      <w:r>
-        <w:rPr>
-          <w:rFonts w:ascii="宋体" w:hAnsi="宋体"/>
-          <w:b/>
-          <w:bCs/>
-          <w:sz w:val="28"/>
-          <w:szCs w:val="36"/>
-        </w:rPr>
-        <w:t>贴纸功能测试</w:t>
-      </w:r>
-      <w:r>
-        <w:rPr>
-          <w:rFonts w:ascii="宋体" w:hAnsi="宋体"/>
-          <w:sz w:val="28"/>
-          <w:szCs w:val="36"/>
-        </w:rPr>
-        <w:t>：验证贴纸双击添加、拖动调整功能，确保贴纸层级正确，无被人物遮挡问题；</w:t>
-      </w:r>
-    </w:p>
-    <w:p>
-      <w:pPr>
-        <w:numPr>
-          <w:ilvl w:val="0"/>
-          <w:numId w:val="6"/>
-        </w:numPr>
-        <w:rPr>
-          <w:rFonts w:ascii="宋体" w:hAnsi="宋体"/>
-          <w:sz w:val="28"/>
-          <w:szCs w:val="36"/>
-        </w:rPr>
-      </w:pPr>
-      <w:r>
-        <w:rPr>
-          <w:rFonts w:ascii="宋体" w:hAnsi="宋体"/>
-          <w:b/>
-          <w:bCs/>
-          <w:sz w:val="28"/>
-          <w:szCs w:val="36"/>
-        </w:rPr>
-        <w:t>拍照功能测试</w:t>
-      </w:r>
-      <w:r>
-        <w:rPr>
-          <w:rFonts w:ascii="宋体" w:hAnsi="宋体"/>
-          <w:sz w:val="28"/>
-          <w:szCs w:val="36"/>
-        </w:rPr>
-        <w:t>：验证拍照按钮点击响应，检查保存图片是否包含完整背景、人物和贴纸；</w:t>
-      </w:r>
-    </w:p>
-    <w:p>
-      <w:pPr>
-        <w:numPr>
-          <w:ilvl w:val="0"/>
-          <w:numId w:val="6"/>
-        </w:numPr>
-        <w:rPr>
-          <w:rFonts w:ascii="宋体" w:hAnsi="宋体"/>
-          <w:sz w:val="28"/>
-          <w:szCs w:val="36"/>
-        </w:rPr>
-      </w:pPr>
-      <w:r>
-        <w:rPr>
-          <w:rFonts w:ascii="宋体" w:hAnsi="宋体"/>
-          <w:b/>
-          <w:bCs/>
-          <w:sz w:val="28"/>
-          <w:szCs w:val="36"/>
-        </w:rPr>
-        <w:t xml:space="preserve">UI </w:t>
-      </w:r>
-      <w:r>
-        <w:rPr>
-          <w:rFonts w:ascii="宋体" w:hAnsi="宋体"/>
-          <w:b/>
-          <w:bCs/>
-          <w:sz w:val="28"/>
-          <w:szCs w:val="36"/>
-        </w:rPr>
-        <w:t>适配测试</w:t>
-      </w:r>
-      <w:r>
-        <w:rPr>
-          <w:rFonts w:ascii="宋体" w:hAnsi="宋体"/>
-          <w:sz w:val="28"/>
-          <w:szCs w:val="36"/>
-        </w:rPr>
-        <w:t>：验证标签位置、按钮显示是否符合设计，无元素错位、无遮挡问题。</w:t>
-      </w:r>
-    </w:p>
-    <w:p>
-      <w:pPr>
-        <w:rPr>
-          <w:rFonts w:ascii="宋体" w:hAnsi="宋体"/>
-          <w:sz w:val="28"/>
-          <w:szCs w:val="36"/>
-        </w:rPr>
-      </w:pPr>
-      <w:r>
-        <w:rPr>
-          <w:rFonts w:ascii="宋体" w:hAnsi="宋体"/>
-          <w:sz w:val="28"/>
-          <w:szCs w:val="36"/>
-        </w:rPr>
-        <w:t>六、</w:t>
-      </w:r>
-      <w:r>
-        <w:rPr>
-          <w:rFonts w:ascii="宋体" w:hAnsi="宋体"/>
-          <w:sz w:val="28"/>
-          <w:szCs w:val="36"/>
-        </w:rPr>
-        <w:t xml:space="preserve">AI </w:t>
-      </w:r>
-      <w:r>
-        <w:rPr>
-          <w:rFonts w:ascii="宋体" w:hAnsi="宋体"/>
-          <w:sz w:val="28"/>
-          <w:szCs w:val="36"/>
-        </w:rPr>
-        <w:t>工具使用情况说明</w:t>
-      </w:r>
-    </w:p>
-    <w:p>
-      <w:pPr>
-        <w:rPr>
-          <w:rFonts w:ascii="宋体" w:hAnsi="宋体"/>
-          <w:sz w:val="28"/>
-          <w:szCs w:val="36"/>
-        </w:rPr>
-      </w:pPr>
-      <w:r>
-        <w:rPr>
-          <w:rFonts w:ascii="宋体" w:hAnsi="宋体" w:hint="eastAsia"/>
-          <w:sz w:val="28"/>
-          <w:szCs w:val="36"/>
-        </w:rPr>
-        <w:t xml:space="preserve">1. </w:t>
-      </w:r>
-      <w:r>
-        <w:rPr>
-          <w:rFonts w:ascii="宋体" w:hAnsi="宋体"/>
-          <w:sz w:val="28"/>
-          <w:szCs w:val="36"/>
-        </w:rPr>
-        <w:t>ChatGPT</w:t>
-      </w:r>
-      <w:r>
-        <w:rPr>
-          <w:rFonts w:ascii="宋体" w:hAnsi="宋体" w:hint="eastAsia"/>
-          <w:sz w:val="28"/>
-          <w:szCs w:val="36"/>
-        </w:rPr>
-        <w:t>用于图像生成，主要使用于</w:t>
-      </w:r>
-      <w:r>
-        <w:rPr>
-          <w:rFonts w:ascii="宋体" w:hAnsi="宋体"/>
-          <w:sz w:val="28"/>
-          <w:szCs w:val="36"/>
-        </w:rPr>
-        <w:t>项目开屏界面</w:t>
-      </w:r>
-      <w:r>
-        <w:rPr>
-          <w:rFonts w:ascii="宋体" w:hAnsi="宋体" w:hint="eastAsia"/>
-          <w:sz w:val="28"/>
-          <w:szCs w:val="36"/>
-        </w:rPr>
-        <w:t>以及一些背景图片、贴纸图片的生成</w:t>
-      </w:r>
-      <w:r>
-        <w:rPr>
-          <w:rFonts w:ascii="宋体" w:hAnsi="宋体"/>
-          <w:sz w:val="28"/>
-          <w:szCs w:val="36"/>
-        </w:rPr>
-        <w:t>的设计图生成</w:t>
-      </w:r>
-    </w:p>
-    <w:p>
-      <w:pPr>
-        <w:rPr>
-          <w:rFonts w:ascii="宋体" w:hAnsi="宋体"/>
-          <w:sz w:val="28"/>
-          <w:szCs w:val="36"/>
-        </w:rPr>
-      </w:pPr>
-      <w:r>
-        <w:rPr>
-          <w:rFonts w:ascii="宋体" w:hAnsi="宋体" w:hint="eastAsia"/>
-          <w:sz w:val="28"/>
-          <w:szCs w:val="36"/>
-        </w:rPr>
-        <w:t xml:space="preserve">2. </w:t>
-      </w:r>
-      <w:r>
-        <w:rPr>
-          <w:rFonts w:ascii="宋体" w:hAnsi="宋体"/>
-          <w:sz w:val="28"/>
-          <w:szCs w:val="36"/>
-        </w:rPr>
-        <w:t>Claude Code</w:t>
-      </w:r>
-      <w:r>
-        <w:rPr>
-          <w:rFonts w:ascii="宋体" w:hAnsi="宋体" w:hint="eastAsia"/>
-          <w:sz w:val="28"/>
-          <w:szCs w:val="36"/>
-        </w:rPr>
-        <w:t>用于代码开发辅助，主要使用于</w:t>
-      </w:r>
-      <w:r>
-        <w:rPr>
-          <w:rFonts w:ascii="宋体" w:hAnsi="宋体"/>
-          <w:sz w:val="28"/>
-          <w:szCs w:val="36"/>
-        </w:rPr>
-        <w:t>开屏界面的</w:t>
-      </w:r>
-      <w:r>
-        <w:rPr>
-          <w:rFonts w:ascii="宋体" w:hAnsi="宋体"/>
-          <w:sz w:val="28"/>
-          <w:szCs w:val="36"/>
-        </w:rPr>
-        <w:t xml:space="preserve"> UI </w:t>
-      </w:r>
-      <w:r>
-        <w:rPr>
-          <w:rFonts w:ascii="宋体" w:hAnsi="宋体"/>
-          <w:sz w:val="28"/>
-          <w:szCs w:val="36"/>
-        </w:rPr>
-        <w:t>代码实现与调试</w:t>
-      </w:r>
-    </w:p>
-    <w:p>
-      <w:pPr>
-        <w:rPr>
-          <w:rFonts w:ascii="宋体" w:hAnsi="宋体"/>
-          <w:sz w:val="28"/>
-          <w:szCs w:val="36"/>
-        </w:rPr>
-      </w:pPr>
-      <w:r>
-        <w:rPr>
-          <w:rFonts w:ascii="宋体" w:hAnsi="宋体" w:hint="eastAsia"/>
-          <w:sz w:val="28"/>
-          <w:szCs w:val="36"/>
-        </w:rPr>
-        <w:t xml:space="preserve">3. </w:t>
-      </w:r>
-      <w:r>
-        <w:rPr>
-          <w:rFonts w:ascii="宋体" w:hAnsi="宋体" w:hint="eastAsia"/>
-          <w:sz w:val="28"/>
-          <w:szCs w:val="36"/>
-        </w:rPr>
-        <w:t>豆包用于</w:t>
-      </w:r>
-      <w:r>
-        <w:rPr>
-          <w:rFonts w:ascii="宋体" w:hAnsi="宋体"/>
-          <w:sz w:val="28"/>
-          <w:szCs w:val="36"/>
-        </w:rPr>
-        <w:t>代码开发、调试排错、功能实现指导、报告撰写辅助</w:t>
-      </w:r>
-      <w:r>
-        <w:rPr>
-          <w:rFonts w:ascii="宋体" w:hAnsi="宋体" w:hint="eastAsia"/>
-          <w:sz w:val="28"/>
-          <w:szCs w:val="36"/>
-        </w:rPr>
-        <w:t>，主要使用于</w:t>
-      </w:r>
-      <w:r>
-        <w:rPr>
-          <w:rFonts w:ascii="宋体" w:hAnsi="宋体"/>
-          <w:sz w:val="28"/>
-          <w:szCs w:val="36"/>
-        </w:rPr>
-        <w:t>项目大部分功能（换装、贴纸、拍照）的代码实现、报错调试</w:t>
-      </w:r>
-      <w:r>
-        <w:rPr>
-          <w:rFonts w:ascii="宋体" w:hAnsi="宋体" w:hint="eastAsia"/>
-          <w:sz w:val="28"/>
-          <w:szCs w:val="36"/>
-        </w:rPr>
-        <w:t>等功能</w:t>
-      </w:r>
-    </w:p>
-    <w:p>
-      <w:pPr>
-        <w:rPr>
-          <w:rFonts w:ascii="宋体" w:hAnsi="宋体"/>
-          <w:sz w:val="28"/>
-          <w:szCs w:val="36"/>
-        </w:rPr>
-      </w:pPr>
-      <w:r>
-        <w:rPr>
-          <w:rFonts w:ascii="宋体" w:hAnsi="宋体"/>
-          <w:sz w:val="28"/>
-          <w:szCs w:val="36"/>
-        </w:rPr>
-        <w:t>七、项目收获</w:t>
-      </w:r>
-    </w:p>
-    <w:p>
-      <w:pPr>
-        <w:ind w:firstLine="420"/>
-        <w:rPr>
-          <w:rFonts w:ascii="宋体" w:hAnsi="宋体"/>
-          <w:sz w:val="28"/>
-          <w:szCs w:val="36"/>
-        </w:rPr>
-      </w:pPr>
-      <w:r>
-        <w:rPr>
-          <w:rFonts w:ascii="宋体" w:hAnsi="宋体"/>
-          <w:sz w:val="28"/>
-          <w:szCs w:val="36"/>
-        </w:rPr>
-        <w:t>通过本次项目开发，我系统掌握了</w:t>
-      </w:r>
-      <w:r>
-        <w:rPr>
-          <w:rFonts w:ascii="宋体" w:hAnsi="宋体"/>
-          <w:sz w:val="28"/>
-          <w:szCs w:val="36"/>
-        </w:rPr>
-        <w:t xml:space="preserve"> Qt </w:t>
-      </w:r>
-      <w:r>
-        <w:rPr>
-          <w:rFonts w:ascii="宋体" w:hAnsi="宋体"/>
-          <w:sz w:val="28"/>
-          <w:szCs w:val="36"/>
-        </w:rPr>
-        <w:t>框架的基本开发流程，理</w:t>
-      </w:r>
-      <w:r>
-        <w:rPr>
-          <w:rFonts w:ascii="宋体" w:hAnsi="宋体"/>
-          <w:sz w:val="28"/>
-          <w:szCs w:val="36"/>
-        </w:rPr>
-        <w:lastRenderedPageBreak/>
-        <w:t>解了信号槽机制、事件过滤器、图像处理等核心技术的应用方法。在调试过程中，解决了贴纸层级、标签位置、拍照保存等多个问题，提升了代码排错与问题解决能力。同时，我也学习了</w:t>
-      </w:r>
-      <w:r>
-        <w:rPr>
-          <w:rFonts w:ascii="宋体" w:hAnsi="宋体"/>
-          <w:sz w:val="28"/>
-          <w:szCs w:val="36"/>
-        </w:rPr>
-        <w:t xml:space="preserve"> Git </w:t>
-      </w:r>
-      <w:r>
-        <w:rPr>
-          <w:rFonts w:ascii="宋体" w:hAnsi="宋体"/>
-          <w:sz w:val="28"/>
-          <w:szCs w:val="36"/>
-        </w:rPr>
-        <w:t>版本控制工具的使用，完成了项目从</w:t>
-      </w:r>
-      <w:r>
-        <w:rPr>
-          <w:rFonts w:ascii="宋体" w:hAnsi="宋体"/>
-          <w:sz w:val="28"/>
-          <w:szCs w:val="36"/>
-        </w:rPr>
-        <w:t xml:space="preserve"> 0 </w:t>
-      </w:r>
-      <w:r>
-        <w:rPr>
-          <w:rFonts w:ascii="宋体" w:hAnsi="宋体"/>
-          <w:sz w:val="28"/>
-          <w:szCs w:val="36"/>
-        </w:rPr>
-        <w:t>到</w:t>
-      </w:r>
-      <w:r>
-        <w:rPr>
-          <w:rFonts w:ascii="宋体" w:hAnsi="宋体"/>
-          <w:sz w:val="28"/>
-          <w:szCs w:val="36"/>
-        </w:rPr>
-        <w:t xml:space="preserve"> 1 </w:t>
-      </w:r>
-      <w:r>
-        <w:rPr>
-          <w:rFonts w:ascii="宋体" w:hAnsi="宋体"/>
-          <w:sz w:val="28"/>
-          <w:szCs w:val="36"/>
-        </w:rPr>
-        <w:t>的开发、测试与</w:t>
-      </w:r>
-      <w:proofErr w:type="gramStart"/>
-      <w:r>
-        <w:rPr>
-          <w:rFonts w:ascii="宋体" w:hAnsi="宋体"/>
-          <w:sz w:val="28"/>
-          <w:szCs w:val="36"/>
-        </w:rPr>
-        <w:t>部署全</w:t>
-      </w:r>
-      <w:proofErr w:type="gramEnd"/>
-      <w:r>
-        <w:rPr>
-          <w:rFonts w:ascii="宋体" w:hAnsi="宋体"/>
-          <w:sz w:val="28"/>
-          <w:szCs w:val="36"/>
-        </w:rPr>
-        <w:t>过程，积累了完整的小型项目开发经验，为后续学习奠定了坚实基础。</w:t>
+        <w:t>框架的基本开发流程，理解了信号槽机制、事件过滤器、图像处理等核心技术的应用方法。在调试过程中，解决了贴纸层级、标签位置、拍照保存等多个问题，提升了代码排错与问题解决能力</w:t>
+      </w:r>
+      <w:r>
+        <w:rPr>
+          <w:rFonts w:ascii="宋体" w:hAnsi="宋体" w:hint="eastAsia"/>
+          <w:sz w:val="28"/>
+          <w:szCs w:val="36"/>
+        </w:rPr>
+        <w:t>，</w:t>
+      </w:r>
+      <w:r>
+        <w:rPr>
+          <w:rFonts w:ascii="宋体" w:hAnsi="宋体"/>
+          <w:sz w:val="28"/>
+          <w:szCs w:val="36"/>
+        </w:rPr>
+        <w:t>积累了完整的小型项目开发经验，为后续学习奠定了坚实基础。</w:t>
       </w:r>
     </w:p>
     <w:p>
@@ -4728,6 +4674,7 @@
   <w:style w:type="character" w:default="1" w:styleId="a0">
     <w:name w:val="Default Paragraph Font"/>
     <w:uiPriority w:val="1"/>
+    <w:semiHidden/>
     <w:unhideWhenUsed/>
   </w:style>
   <w:style w:type="table" w:default="1" w:styleId="a1">
